--- a/Etapa Elaboración - Iteración 2/Plantillas/Plantilla Caso de Prueba.docx
+++ b/Etapa Elaboración - Iteración 2/Plantillas/Plantilla Caso de Prueba.docx
@@ -1744,7 +1744,7 @@
     </w:p>
     <w:sdt>
       <w:sdtPr>
-        <w:id w:val="561905039"/>
+        <w:id w:val="-947558195"/>
         <w:docPartObj>
           <w:docPartGallery w:val="Table of Contents"/>
           <w:docPartUnique w:val="1"/>

--- a/Etapa Elaboración - Iteración 2/Plantillas/Plantilla Caso de Prueba.docx
+++ b/Etapa Elaboración - Iteración 2/Plantillas/Plantilla Caso de Prueba.docx
@@ -1744,7 +1744,7 @@
     </w:p>
     <w:sdt>
       <w:sdtPr>
-        <w:id w:val="-947558195"/>
+        <w:id w:val="-1121278385"/>
         <w:docPartObj>
           <w:docPartGallery w:val="Table of Contents"/>
           <w:docPartUnique w:val="1"/>

--- a/Etapa Elaboración - Iteración 2/Plantillas/Plantilla Caso de Prueba.docx
+++ b/Etapa Elaboración - Iteración 2/Plantillas/Plantilla Caso de Prueba.docx
@@ -1007,12 +1007,12 @@
             <wp:extent cx="1200150" cy="1200150"/>
             <wp:effectExtent b="0" l="0" r="0" t="0"/>
             <wp:wrapSquare wrapText="bothSides" distB="0" distT="0" distL="114300" distR="114300"/>
-            <wp:docPr descr="psi-negro.png" id="17" name="image2.png"/>
+            <wp:docPr descr="psi-negro.png" id="17" name="image1.png"/>
             <a:graphic>
               <a:graphicData uri="http://schemas.openxmlformats.org/drawingml/2006/picture">
                 <pic:pic>
                   <pic:nvPicPr>
-                    <pic:cNvPr descr="psi-negro.png" id="0" name="image2.png"/>
+                    <pic:cNvPr descr="psi-negro.png" id="0" name="image1.png"/>
                     <pic:cNvPicPr preferRelativeResize="0"/>
                   </pic:nvPicPr>
                   <pic:blipFill>
@@ -1062,12 +1062,12 @@
             <wp:extent cx="1304925" cy="2019300"/>
             <wp:effectExtent b="0" l="0" r="0" t="0"/>
             <wp:wrapSquare wrapText="bothSides" distB="0" distT="0" distL="114300" distR="114300"/>
-            <wp:docPr descr="UNPA.JPG" id="16" name="image1.jpg"/>
+            <wp:docPr descr="UNPA.JPG" id="16" name="image2.jpg"/>
             <a:graphic>
               <a:graphicData uri="http://schemas.openxmlformats.org/drawingml/2006/picture">
                 <pic:pic>
                   <pic:nvPicPr>
-                    <pic:cNvPr descr="UNPA.JPG" id="0" name="image1.jpg"/>
+                    <pic:cNvPr descr="UNPA.JPG" id="0" name="image2.jpg"/>
                     <pic:cNvPicPr preferRelativeResize="0"/>
                   </pic:nvPicPr>
                   <pic:blipFill>
@@ -1641,12 +1641,12 @@
             <wp:extent cx="1200150" cy="1200150"/>
             <wp:effectExtent b="0" l="0" r="0" t="0"/>
             <wp:wrapSquare wrapText="bothSides" distB="0" distT="0" distL="114300" distR="114300"/>
-            <wp:docPr descr="psi-negro.png" id="14" name="image2.png"/>
+            <wp:docPr descr="psi-negro.png" id="14" name="image1.png"/>
             <a:graphic>
               <a:graphicData uri="http://schemas.openxmlformats.org/drawingml/2006/picture">
                 <pic:pic>
                   <pic:nvPicPr>
-                    <pic:cNvPr descr="psi-negro.png" id="0" name="image2.png"/>
+                    <pic:cNvPr descr="psi-negro.png" id="0" name="image1.png"/>
                     <pic:cNvPicPr preferRelativeResize="0"/>
                   </pic:nvPicPr>
                   <pic:blipFill>
@@ -1744,7 +1744,7 @@
     </w:p>
     <w:sdt>
       <w:sdtPr>
-        <w:id w:val="-1121278385"/>
+        <w:id w:val="-402740787"/>
         <w:docPartObj>
           <w:docPartGallery w:val="Table of Contents"/>
           <w:docPartUnique w:val="1"/>
@@ -6551,12 +6551,12 @@
           <wp:extent cx="669290" cy="669290"/>
           <wp:effectExtent b="0" l="0" r="0" t="0"/>
           <wp:wrapSquare wrapText="bothSides" distB="0" distT="0" distL="114300" distR="114300"/>
-          <wp:docPr descr="psi-negro.png" id="15" name="image2.png"/>
+          <wp:docPr descr="psi-negro.png" id="15" name="image1.png"/>
           <a:graphic>
             <a:graphicData uri="http://schemas.openxmlformats.org/drawingml/2006/picture">
               <pic:pic>
                 <pic:nvPicPr>
-                  <pic:cNvPr descr="psi-negro.png" id="0" name="image2.png"/>
+                  <pic:cNvPr descr="psi-negro.png" id="0" name="image1.png"/>
                   <pic:cNvPicPr preferRelativeResize="0"/>
                 </pic:nvPicPr>
                 <pic:blipFill>
@@ -6606,12 +6606,12 @@
           <wp:extent cx="425450" cy="666750"/>
           <wp:effectExtent b="0" l="0" r="0" t="0"/>
           <wp:wrapSquare wrapText="bothSides" distB="0" distT="0" distL="114300" distR="114300"/>
-          <wp:docPr descr="UNPA.JPG" id="13" name="image1.jpg"/>
+          <wp:docPr descr="UNPA.JPG" id="13" name="image2.jpg"/>
           <a:graphic>
             <a:graphicData uri="http://schemas.openxmlformats.org/drawingml/2006/picture">
               <pic:pic>
                 <pic:nvPicPr>
-                  <pic:cNvPr descr="UNPA.JPG" id="0" name="image1.jpg"/>
+                  <pic:cNvPr descr="UNPA.JPG" id="0" name="image2.jpg"/>
                   <pic:cNvPicPr preferRelativeResize="0"/>
                 </pic:nvPicPr>
                 <pic:blipFill>

--- a/Etapa Elaboración - Iteración 2/Plantillas/Plantilla Caso de Prueba.docx
+++ b/Etapa Elaboración - Iteración 2/Plantillas/Plantilla Caso de Prueba.docx
@@ -1007,12 +1007,12 @@
             <wp:extent cx="1200150" cy="1200150"/>
             <wp:effectExtent b="0" l="0" r="0" t="0"/>
             <wp:wrapSquare wrapText="bothSides" distB="0" distT="0" distL="114300" distR="114300"/>
-            <wp:docPr descr="psi-negro.png" id="17" name="image1.png"/>
+            <wp:docPr descr="psi-negro.png" id="17" name="image2.png"/>
             <a:graphic>
               <a:graphicData uri="http://schemas.openxmlformats.org/drawingml/2006/picture">
                 <pic:pic>
                   <pic:nvPicPr>
-                    <pic:cNvPr descr="psi-negro.png" id="0" name="image1.png"/>
+                    <pic:cNvPr descr="psi-negro.png" id="0" name="image2.png"/>
                     <pic:cNvPicPr preferRelativeResize="0"/>
                   </pic:nvPicPr>
                   <pic:blipFill>
@@ -1062,12 +1062,12 @@
             <wp:extent cx="1304925" cy="2019300"/>
             <wp:effectExtent b="0" l="0" r="0" t="0"/>
             <wp:wrapSquare wrapText="bothSides" distB="0" distT="0" distL="114300" distR="114300"/>
-            <wp:docPr descr="UNPA.JPG" id="16" name="image2.jpg"/>
+            <wp:docPr descr="UNPA.JPG" id="16" name="image1.jpg"/>
             <a:graphic>
               <a:graphicData uri="http://schemas.openxmlformats.org/drawingml/2006/picture">
                 <pic:pic>
                   <pic:nvPicPr>
-                    <pic:cNvPr descr="UNPA.JPG" id="0" name="image2.jpg"/>
+                    <pic:cNvPr descr="UNPA.JPG" id="0" name="image1.jpg"/>
                     <pic:cNvPicPr preferRelativeResize="0"/>
                   </pic:nvPicPr>
                   <pic:blipFill>
@@ -1641,12 +1641,12 @@
             <wp:extent cx="1200150" cy="1200150"/>
             <wp:effectExtent b="0" l="0" r="0" t="0"/>
             <wp:wrapSquare wrapText="bothSides" distB="0" distT="0" distL="114300" distR="114300"/>
-            <wp:docPr descr="psi-negro.png" id="14" name="image1.png"/>
+            <wp:docPr descr="psi-negro.png" id="14" name="image2.png"/>
             <a:graphic>
               <a:graphicData uri="http://schemas.openxmlformats.org/drawingml/2006/picture">
                 <pic:pic>
                   <pic:nvPicPr>
-                    <pic:cNvPr descr="psi-negro.png" id="0" name="image1.png"/>
+                    <pic:cNvPr descr="psi-negro.png" id="0" name="image2.png"/>
                     <pic:cNvPicPr preferRelativeResize="0"/>
                   </pic:nvPicPr>
                   <pic:blipFill>
@@ -1744,7 +1744,7 @@
     </w:p>
     <w:sdt>
       <w:sdtPr>
-        <w:id w:val="-402740787"/>
+        <w:id w:val="-1341652826"/>
         <w:docPartObj>
           <w:docPartGallery w:val="Table of Contents"/>
           <w:docPartUnique w:val="1"/>
@@ -6551,12 +6551,12 @@
           <wp:extent cx="669290" cy="669290"/>
           <wp:effectExtent b="0" l="0" r="0" t="0"/>
           <wp:wrapSquare wrapText="bothSides" distB="0" distT="0" distL="114300" distR="114300"/>
-          <wp:docPr descr="psi-negro.png" id="15" name="image1.png"/>
+          <wp:docPr descr="psi-negro.png" id="15" name="image2.png"/>
           <a:graphic>
             <a:graphicData uri="http://schemas.openxmlformats.org/drawingml/2006/picture">
               <pic:pic>
                 <pic:nvPicPr>
-                  <pic:cNvPr descr="psi-negro.png" id="0" name="image1.png"/>
+                  <pic:cNvPr descr="psi-negro.png" id="0" name="image2.png"/>
                   <pic:cNvPicPr preferRelativeResize="0"/>
                 </pic:nvPicPr>
                 <pic:blipFill>
@@ -6606,12 +6606,12 @@
           <wp:extent cx="425450" cy="666750"/>
           <wp:effectExtent b="0" l="0" r="0" t="0"/>
           <wp:wrapSquare wrapText="bothSides" distB="0" distT="0" distL="114300" distR="114300"/>
-          <wp:docPr descr="UNPA.JPG" id="13" name="image2.jpg"/>
+          <wp:docPr descr="UNPA.JPG" id="13" name="image1.jpg"/>
           <a:graphic>
             <a:graphicData uri="http://schemas.openxmlformats.org/drawingml/2006/picture">
               <pic:pic>
                 <pic:nvPicPr>
-                  <pic:cNvPr descr="UNPA.JPG" id="0" name="image2.jpg"/>
+                  <pic:cNvPr descr="UNPA.JPG" id="0" name="image1.jpg"/>
                   <pic:cNvPicPr preferRelativeResize="0"/>
                 </pic:nvPicPr>
                 <pic:blipFill>

--- a/Etapa Elaboración - Iteración 2/Plantillas/Plantilla Caso de Prueba.docx
+++ b/Etapa Elaboración - Iteración 2/Plantillas/Plantilla Caso de Prueba.docx
@@ -1744,7 +1744,7 @@
     </w:p>
     <w:sdt>
       <w:sdtPr>
-        <w:id w:val="-1341652826"/>
+        <w:id w:val="413355331"/>
         <w:docPartObj>
           <w:docPartGallery w:val="Table of Contents"/>
           <w:docPartUnique w:val="1"/>

--- a/Etapa Elaboración - Iteración 2/Plantillas/Plantilla Caso de Prueba.docx
+++ b/Etapa Elaboración - Iteración 2/Plantillas/Plantilla Caso de Prueba.docx
@@ -1007,12 +1007,12 @@
             <wp:extent cx="1200150" cy="1200150"/>
             <wp:effectExtent b="0" l="0" r="0" t="0"/>
             <wp:wrapSquare wrapText="bothSides" distB="0" distT="0" distL="114300" distR="114300"/>
-            <wp:docPr descr="psi-negro.png" id="17" name="image2.png"/>
+            <wp:docPr descr="psi-negro.png" id="17" name="image1.png"/>
             <a:graphic>
               <a:graphicData uri="http://schemas.openxmlformats.org/drawingml/2006/picture">
                 <pic:pic>
                   <pic:nvPicPr>
-                    <pic:cNvPr descr="psi-negro.png" id="0" name="image2.png"/>
+                    <pic:cNvPr descr="psi-negro.png" id="0" name="image1.png"/>
                     <pic:cNvPicPr preferRelativeResize="0"/>
                   </pic:nvPicPr>
                   <pic:blipFill>
@@ -1062,12 +1062,12 @@
             <wp:extent cx="1304925" cy="2019300"/>
             <wp:effectExtent b="0" l="0" r="0" t="0"/>
             <wp:wrapSquare wrapText="bothSides" distB="0" distT="0" distL="114300" distR="114300"/>
-            <wp:docPr descr="UNPA.JPG" id="16" name="image1.jpg"/>
+            <wp:docPr descr="UNPA.JPG" id="16" name="image2.jpg"/>
             <a:graphic>
               <a:graphicData uri="http://schemas.openxmlformats.org/drawingml/2006/picture">
                 <pic:pic>
                   <pic:nvPicPr>
-                    <pic:cNvPr descr="UNPA.JPG" id="0" name="image1.jpg"/>
+                    <pic:cNvPr descr="UNPA.JPG" id="0" name="image2.jpg"/>
                     <pic:cNvPicPr preferRelativeResize="0"/>
                   </pic:nvPicPr>
                   <pic:blipFill>
@@ -1641,12 +1641,12 @@
             <wp:extent cx="1200150" cy="1200150"/>
             <wp:effectExtent b="0" l="0" r="0" t="0"/>
             <wp:wrapSquare wrapText="bothSides" distB="0" distT="0" distL="114300" distR="114300"/>
-            <wp:docPr descr="psi-negro.png" id="14" name="image2.png"/>
+            <wp:docPr descr="psi-negro.png" id="14" name="image1.png"/>
             <a:graphic>
               <a:graphicData uri="http://schemas.openxmlformats.org/drawingml/2006/picture">
                 <pic:pic>
                   <pic:nvPicPr>
-                    <pic:cNvPr descr="psi-negro.png" id="0" name="image2.png"/>
+                    <pic:cNvPr descr="psi-negro.png" id="0" name="image1.png"/>
                     <pic:cNvPicPr preferRelativeResize="0"/>
                   </pic:nvPicPr>
                   <pic:blipFill>
@@ -1744,7 +1744,7 @@
     </w:p>
     <w:sdt>
       <w:sdtPr>
-        <w:id w:val="413355331"/>
+        <w:id w:val="-1540178799"/>
         <w:docPartObj>
           <w:docPartGallery w:val="Table of Contents"/>
           <w:docPartUnique w:val="1"/>
@@ -6551,12 +6551,12 @@
           <wp:extent cx="669290" cy="669290"/>
           <wp:effectExtent b="0" l="0" r="0" t="0"/>
           <wp:wrapSquare wrapText="bothSides" distB="0" distT="0" distL="114300" distR="114300"/>
-          <wp:docPr descr="psi-negro.png" id="15" name="image2.png"/>
+          <wp:docPr descr="psi-negro.png" id="15" name="image1.png"/>
           <a:graphic>
             <a:graphicData uri="http://schemas.openxmlformats.org/drawingml/2006/picture">
               <pic:pic>
                 <pic:nvPicPr>
-                  <pic:cNvPr descr="psi-negro.png" id="0" name="image2.png"/>
+                  <pic:cNvPr descr="psi-negro.png" id="0" name="image1.png"/>
                   <pic:cNvPicPr preferRelativeResize="0"/>
                 </pic:nvPicPr>
                 <pic:blipFill>
@@ -6606,12 +6606,12 @@
           <wp:extent cx="425450" cy="666750"/>
           <wp:effectExtent b="0" l="0" r="0" t="0"/>
           <wp:wrapSquare wrapText="bothSides" distB="0" distT="0" distL="114300" distR="114300"/>
-          <wp:docPr descr="UNPA.JPG" id="13" name="image1.jpg"/>
+          <wp:docPr descr="UNPA.JPG" id="13" name="image2.jpg"/>
           <a:graphic>
             <a:graphicData uri="http://schemas.openxmlformats.org/drawingml/2006/picture">
               <pic:pic>
                 <pic:nvPicPr>
-                  <pic:cNvPr descr="UNPA.JPG" id="0" name="image1.jpg"/>
+                  <pic:cNvPr descr="UNPA.JPG" id="0" name="image2.jpg"/>
                   <pic:cNvPicPr preferRelativeResize="0"/>
                 </pic:nvPicPr>
                 <pic:blipFill>

--- a/Etapa Elaboración - Iteración 2/Plantillas/Plantilla Caso de Prueba.docx
+++ b/Etapa Elaboración - Iteración 2/Plantillas/Plantilla Caso de Prueba.docx
@@ -1007,12 +1007,12 @@
             <wp:extent cx="1200150" cy="1200150"/>
             <wp:effectExtent b="0" l="0" r="0" t="0"/>
             <wp:wrapSquare wrapText="bothSides" distB="0" distT="0" distL="114300" distR="114300"/>
-            <wp:docPr descr="psi-negro.png" id="17" name="image1.png"/>
+            <wp:docPr descr="psi-negro.png" id="17" name="image2.png"/>
             <a:graphic>
               <a:graphicData uri="http://schemas.openxmlformats.org/drawingml/2006/picture">
                 <pic:pic>
                   <pic:nvPicPr>
-                    <pic:cNvPr descr="psi-negro.png" id="0" name="image1.png"/>
+                    <pic:cNvPr descr="psi-negro.png" id="0" name="image2.png"/>
                     <pic:cNvPicPr preferRelativeResize="0"/>
                   </pic:nvPicPr>
                   <pic:blipFill>
@@ -1062,12 +1062,12 @@
             <wp:extent cx="1304925" cy="2019300"/>
             <wp:effectExtent b="0" l="0" r="0" t="0"/>
             <wp:wrapSquare wrapText="bothSides" distB="0" distT="0" distL="114300" distR="114300"/>
-            <wp:docPr descr="UNPA.JPG" id="16" name="image2.jpg"/>
+            <wp:docPr descr="UNPA.JPG" id="16" name="image1.jpg"/>
             <a:graphic>
               <a:graphicData uri="http://schemas.openxmlformats.org/drawingml/2006/picture">
                 <pic:pic>
                   <pic:nvPicPr>
-                    <pic:cNvPr descr="UNPA.JPG" id="0" name="image2.jpg"/>
+                    <pic:cNvPr descr="UNPA.JPG" id="0" name="image1.jpg"/>
                     <pic:cNvPicPr preferRelativeResize="0"/>
                   </pic:nvPicPr>
                   <pic:blipFill>
@@ -1641,12 +1641,12 @@
             <wp:extent cx="1200150" cy="1200150"/>
             <wp:effectExtent b="0" l="0" r="0" t="0"/>
             <wp:wrapSquare wrapText="bothSides" distB="0" distT="0" distL="114300" distR="114300"/>
-            <wp:docPr descr="psi-negro.png" id="14" name="image1.png"/>
+            <wp:docPr descr="psi-negro.png" id="14" name="image2.png"/>
             <a:graphic>
               <a:graphicData uri="http://schemas.openxmlformats.org/drawingml/2006/picture">
                 <pic:pic>
                   <pic:nvPicPr>
-                    <pic:cNvPr descr="psi-negro.png" id="0" name="image1.png"/>
+                    <pic:cNvPr descr="psi-negro.png" id="0" name="image2.png"/>
                     <pic:cNvPicPr preferRelativeResize="0"/>
                   </pic:nvPicPr>
                   <pic:blipFill>
@@ -1744,7 +1744,7 @@
     </w:p>
     <w:sdt>
       <w:sdtPr>
-        <w:id w:val="-1540178799"/>
+        <w:id w:val="473473443"/>
         <w:docPartObj>
           <w:docPartGallery w:val="Table of Contents"/>
           <w:docPartUnique w:val="1"/>
@@ -6551,12 +6551,12 @@
           <wp:extent cx="669290" cy="669290"/>
           <wp:effectExtent b="0" l="0" r="0" t="0"/>
           <wp:wrapSquare wrapText="bothSides" distB="0" distT="0" distL="114300" distR="114300"/>
-          <wp:docPr descr="psi-negro.png" id="15" name="image1.png"/>
+          <wp:docPr descr="psi-negro.png" id="15" name="image2.png"/>
           <a:graphic>
             <a:graphicData uri="http://schemas.openxmlformats.org/drawingml/2006/picture">
               <pic:pic>
                 <pic:nvPicPr>
-                  <pic:cNvPr descr="psi-negro.png" id="0" name="image1.png"/>
+                  <pic:cNvPr descr="psi-negro.png" id="0" name="image2.png"/>
                   <pic:cNvPicPr preferRelativeResize="0"/>
                 </pic:nvPicPr>
                 <pic:blipFill>
@@ -6606,12 +6606,12 @@
           <wp:extent cx="425450" cy="666750"/>
           <wp:effectExtent b="0" l="0" r="0" t="0"/>
           <wp:wrapSquare wrapText="bothSides" distB="0" distT="0" distL="114300" distR="114300"/>
-          <wp:docPr descr="UNPA.JPG" id="13" name="image2.jpg"/>
+          <wp:docPr descr="UNPA.JPG" id="13" name="image1.jpg"/>
           <a:graphic>
             <a:graphicData uri="http://schemas.openxmlformats.org/drawingml/2006/picture">
               <pic:pic>
                 <pic:nvPicPr>
-                  <pic:cNvPr descr="UNPA.JPG" id="0" name="image2.jpg"/>
+                  <pic:cNvPr descr="UNPA.JPG" id="0" name="image1.jpg"/>
                   <pic:cNvPicPr preferRelativeResize="0"/>
                 </pic:nvPicPr>
                 <pic:blipFill>

--- a/Etapa Elaboración - Iteración 2/Plantillas/Plantilla Caso de Prueba.docx
+++ b/Etapa Elaboración - Iteración 2/Plantillas/Plantilla Caso de Prueba.docx
@@ -1007,12 +1007,12 @@
             <wp:extent cx="1200150" cy="1200150"/>
             <wp:effectExtent b="0" l="0" r="0" t="0"/>
             <wp:wrapSquare wrapText="bothSides" distB="0" distT="0" distL="114300" distR="114300"/>
-            <wp:docPr descr="psi-negro.png" id="17" name="image2.png"/>
+            <wp:docPr descr="psi-negro.png" id="17" name="image1.png"/>
             <a:graphic>
               <a:graphicData uri="http://schemas.openxmlformats.org/drawingml/2006/picture">
                 <pic:pic>
                   <pic:nvPicPr>
-                    <pic:cNvPr descr="psi-negro.png" id="0" name="image2.png"/>
+                    <pic:cNvPr descr="psi-negro.png" id="0" name="image1.png"/>
                     <pic:cNvPicPr preferRelativeResize="0"/>
                   </pic:nvPicPr>
                   <pic:blipFill>
@@ -1062,12 +1062,12 @@
             <wp:extent cx="1304925" cy="2019300"/>
             <wp:effectExtent b="0" l="0" r="0" t="0"/>
             <wp:wrapSquare wrapText="bothSides" distB="0" distT="0" distL="114300" distR="114300"/>
-            <wp:docPr descr="UNPA.JPG" id="16" name="image1.jpg"/>
+            <wp:docPr descr="UNPA.JPG" id="16" name="image2.jpg"/>
             <a:graphic>
               <a:graphicData uri="http://schemas.openxmlformats.org/drawingml/2006/picture">
                 <pic:pic>
                   <pic:nvPicPr>
-                    <pic:cNvPr descr="UNPA.JPG" id="0" name="image1.jpg"/>
+                    <pic:cNvPr descr="UNPA.JPG" id="0" name="image2.jpg"/>
                     <pic:cNvPicPr preferRelativeResize="0"/>
                   </pic:nvPicPr>
                   <pic:blipFill>
@@ -1641,12 +1641,12 @@
             <wp:extent cx="1200150" cy="1200150"/>
             <wp:effectExtent b="0" l="0" r="0" t="0"/>
             <wp:wrapSquare wrapText="bothSides" distB="0" distT="0" distL="114300" distR="114300"/>
-            <wp:docPr descr="psi-negro.png" id="14" name="image2.png"/>
+            <wp:docPr descr="psi-negro.png" id="14" name="image1.png"/>
             <a:graphic>
               <a:graphicData uri="http://schemas.openxmlformats.org/drawingml/2006/picture">
                 <pic:pic>
                   <pic:nvPicPr>
-                    <pic:cNvPr descr="psi-negro.png" id="0" name="image2.png"/>
+                    <pic:cNvPr descr="psi-negro.png" id="0" name="image1.png"/>
                     <pic:cNvPicPr preferRelativeResize="0"/>
                   </pic:nvPicPr>
                   <pic:blipFill>
@@ -1744,7 +1744,7 @@
     </w:p>
     <w:sdt>
       <w:sdtPr>
-        <w:id w:val="473473443"/>
+        <w:id w:val="1160599529"/>
         <w:docPartObj>
           <w:docPartGallery w:val="Table of Contents"/>
           <w:docPartUnique w:val="1"/>
@@ -6551,12 +6551,12 @@
           <wp:extent cx="669290" cy="669290"/>
           <wp:effectExtent b="0" l="0" r="0" t="0"/>
           <wp:wrapSquare wrapText="bothSides" distB="0" distT="0" distL="114300" distR="114300"/>
-          <wp:docPr descr="psi-negro.png" id="15" name="image2.png"/>
+          <wp:docPr descr="psi-negro.png" id="15" name="image1.png"/>
           <a:graphic>
             <a:graphicData uri="http://schemas.openxmlformats.org/drawingml/2006/picture">
               <pic:pic>
                 <pic:nvPicPr>
-                  <pic:cNvPr descr="psi-negro.png" id="0" name="image2.png"/>
+                  <pic:cNvPr descr="psi-negro.png" id="0" name="image1.png"/>
                   <pic:cNvPicPr preferRelativeResize="0"/>
                 </pic:nvPicPr>
                 <pic:blipFill>
@@ -6606,12 +6606,12 @@
           <wp:extent cx="425450" cy="666750"/>
           <wp:effectExtent b="0" l="0" r="0" t="0"/>
           <wp:wrapSquare wrapText="bothSides" distB="0" distT="0" distL="114300" distR="114300"/>
-          <wp:docPr descr="UNPA.JPG" id="13" name="image1.jpg"/>
+          <wp:docPr descr="UNPA.JPG" id="13" name="image2.jpg"/>
           <a:graphic>
             <a:graphicData uri="http://schemas.openxmlformats.org/drawingml/2006/picture">
               <pic:pic>
                 <pic:nvPicPr>
-                  <pic:cNvPr descr="UNPA.JPG" id="0" name="image1.jpg"/>
+                  <pic:cNvPr descr="UNPA.JPG" id="0" name="image2.jpg"/>
                   <pic:cNvPicPr preferRelativeResize="0"/>
                 </pic:nvPicPr>
                 <pic:blipFill>

--- a/Etapa Elaboración - Iteración 2/Plantillas/Plantilla Caso de Prueba.docx
+++ b/Etapa Elaboración - Iteración 2/Plantillas/Plantilla Caso de Prueba.docx
@@ -1007,12 +1007,12 @@
             <wp:extent cx="1200150" cy="1200150"/>
             <wp:effectExtent b="0" l="0" r="0" t="0"/>
             <wp:wrapSquare wrapText="bothSides" distB="0" distT="0" distL="114300" distR="114300"/>
-            <wp:docPr descr="psi-negro.png" id="17" name="image1.png"/>
+            <wp:docPr descr="psi-negro.png" id="17" name="image2.png"/>
             <a:graphic>
               <a:graphicData uri="http://schemas.openxmlformats.org/drawingml/2006/picture">
                 <pic:pic>
                   <pic:nvPicPr>
-                    <pic:cNvPr descr="psi-negro.png" id="0" name="image1.png"/>
+                    <pic:cNvPr descr="psi-negro.png" id="0" name="image2.png"/>
                     <pic:cNvPicPr preferRelativeResize="0"/>
                   </pic:nvPicPr>
                   <pic:blipFill>
@@ -1062,12 +1062,12 @@
             <wp:extent cx="1304925" cy="2019300"/>
             <wp:effectExtent b="0" l="0" r="0" t="0"/>
             <wp:wrapSquare wrapText="bothSides" distB="0" distT="0" distL="114300" distR="114300"/>
-            <wp:docPr descr="UNPA.JPG" id="16" name="image2.jpg"/>
+            <wp:docPr descr="UNPA.JPG" id="16" name="image1.jpg"/>
             <a:graphic>
               <a:graphicData uri="http://schemas.openxmlformats.org/drawingml/2006/picture">
                 <pic:pic>
                   <pic:nvPicPr>
-                    <pic:cNvPr descr="UNPA.JPG" id="0" name="image2.jpg"/>
+                    <pic:cNvPr descr="UNPA.JPG" id="0" name="image1.jpg"/>
                     <pic:cNvPicPr preferRelativeResize="0"/>
                   </pic:nvPicPr>
                   <pic:blipFill>
@@ -1641,12 +1641,12 @@
             <wp:extent cx="1200150" cy="1200150"/>
             <wp:effectExtent b="0" l="0" r="0" t="0"/>
             <wp:wrapSquare wrapText="bothSides" distB="0" distT="0" distL="114300" distR="114300"/>
-            <wp:docPr descr="psi-negro.png" id="14" name="image1.png"/>
+            <wp:docPr descr="psi-negro.png" id="14" name="image2.png"/>
             <a:graphic>
               <a:graphicData uri="http://schemas.openxmlformats.org/drawingml/2006/picture">
                 <pic:pic>
                   <pic:nvPicPr>
-                    <pic:cNvPr descr="psi-negro.png" id="0" name="image1.png"/>
+                    <pic:cNvPr descr="psi-negro.png" id="0" name="image2.png"/>
                     <pic:cNvPicPr preferRelativeResize="0"/>
                   </pic:nvPicPr>
                   <pic:blipFill>
@@ -1744,7 +1744,7 @@
     </w:p>
     <w:sdt>
       <w:sdtPr>
-        <w:id w:val="1160599529"/>
+        <w:id w:val="1463868323"/>
         <w:docPartObj>
           <w:docPartGallery w:val="Table of Contents"/>
           <w:docPartUnique w:val="1"/>
@@ -6551,12 +6551,12 @@
           <wp:extent cx="669290" cy="669290"/>
           <wp:effectExtent b="0" l="0" r="0" t="0"/>
           <wp:wrapSquare wrapText="bothSides" distB="0" distT="0" distL="114300" distR="114300"/>
-          <wp:docPr descr="psi-negro.png" id="15" name="image1.png"/>
+          <wp:docPr descr="psi-negro.png" id="15" name="image2.png"/>
           <a:graphic>
             <a:graphicData uri="http://schemas.openxmlformats.org/drawingml/2006/picture">
               <pic:pic>
                 <pic:nvPicPr>
-                  <pic:cNvPr descr="psi-negro.png" id="0" name="image1.png"/>
+                  <pic:cNvPr descr="psi-negro.png" id="0" name="image2.png"/>
                   <pic:cNvPicPr preferRelativeResize="0"/>
                 </pic:nvPicPr>
                 <pic:blipFill>
@@ -6606,12 +6606,12 @@
           <wp:extent cx="425450" cy="666750"/>
           <wp:effectExtent b="0" l="0" r="0" t="0"/>
           <wp:wrapSquare wrapText="bothSides" distB="0" distT="0" distL="114300" distR="114300"/>
-          <wp:docPr descr="UNPA.JPG" id="13" name="image2.jpg"/>
+          <wp:docPr descr="UNPA.JPG" id="13" name="image1.jpg"/>
           <a:graphic>
             <a:graphicData uri="http://schemas.openxmlformats.org/drawingml/2006/picture">
               <pic:pic>
                 <pic:nvPicPr>
-                  <pic:cNvPr descr="UNPA.JPG" id="0" name="image2.jpg"/>
+                  <pic:cNvPr descr="UNPA.JPG" id="0" name="image1.jpg"/>
                   <pic:cNvPicPr preferRelativeResize="0"/>
                 </pic:nvPicPr>
                 <pic:blipFill>

--- a/Etapa Elaboración - Iteración 2/Plantillas/Plantilla Caso de Prueba.docx
+++ b/Etapa Elaboración - Iteración 2/Plantillas/Plantilla Caso de Prueba.docx
@@ -1744,7 +1744,7 @@
     </w:p>
     <w:sdt>
       <w:sdtPr>
-        <w:id w:val="1463868323"/>
+        <w:id w:val="219836361"/>
         <w:docPartObj>
           <w:docPartGallery w:val="Table of Contents"/>
           <w:docPartUnique w:val="1"/>

--- a/Etapa Elaboración - Iteración 2/Plantillas/Plantilla Caso de Prueba.docx
+++ b/Etapa Elaboración - Iteración 2/Plantillas/Plantilla Caso de Prueba.docx
@@ -22,7 +22,9 @@
         <w:rPr>
           <w:rFonts w:ascii="Cambria" w:cs="Cambria" w:eastAsia="Cambria" w:hAnsi="Cambria"/>
           <w:b w:val="0"/>
+          <w:bCs w:val="0"/>
           <w:i w:val="0"/>
+          <w:iCs w:val="0"/>
           <w:smallCaps w:val="0"/>
           <w:strike w:val="0"/>
           <w:color w:val="000000"/>
@@ -59,7 +61,9 @@
         <w:rPr>
           <w:rFonts w:ascii="Cambria" w:cs="Cambria" w:eastAsia="Cambria" w:hAnsi="Cambria"/>
           <w:b w:val="0"/>
+          <w:bCs w:val="0"/>
           <w:i w:val="0"/>
+          <w:iCs w:val="0"/>
           <w:smallCaps w:val="0"/>
           <w:strike w:val="0"/>
           <w:color w:val="000000"/>
@@ -96,7 +100,9 @@
         <w:rPr>
           <w:rFonts w:ascii="Cambria" w:cs="Cambria" w:eastAsia="Cambria" w:hAnsi="Cambria"/>
           <w:b w:val="0"/>
+          <w:bCs w:val="0"/>
           <w:i w:val="0"/>
+          <w:iCs w:val="0"/>
           <w:smallCaps w:val="0"/>
           <w:strike w:val="0"/>
           <w:color w:val="000000"/>
@@ -111,7 +117,9 @@
         <w:rPr>
           <w:rFonts w:ascii="Calibri" w:cs="Calibri" w:eastAsia="Calibri" w:hAnsi="Calibri"/>
           <w:b w:val="0"/>
+          <w:bCs w:val="0"/>
           <w:i w:val="0"/>
+          <w:iCs w:val="0"/>
           <w:smallCaps w:val="0"/>
           <w:strike w:val="0"/>
           <w:color w:val="000000"/>
@@ -231,7 +239,9 @@
         <w:rPr>
           <w:rFonts w:ascii="Calibri" w:cs="Calibri" w:eastAsia="Calibri" w:hAnsi="Calibri"/>
           <w:b w:val="0"/>
+          <w:bCs w:val="0"/>
           <w:i w:val="0"/>
+          <w:iCs w:val="0"/>
           <w:smallCaps w:val="0"/>
           <w:strike w:val="0"/>
           <w:color w:val="000000"/>
@@ -351,7 +361,9 @@
         <w:rPr>
           <w:rFonts w:ascii="Calibri" w:cs="Calibri" w:eastAsia="Calibri" w:hAnsi="Calibri"/>
           <w:b w:val="0"/>
+          <w:bCs w:val="0"/>
           <w:i w:val="0"/>
+          <w:iCs w:val="0"/>
           <w:smallCaps w:val="0"/>
           <w:strike w:val="0"/>
           <w:color w:val="000000"/>
@@ -471,7 +483,9 @@
         <w:rPr>
           <w:rFonts w:ascii="Calibri" w:cs="Calibri" w:eastAsia="Calibri" w:hAnsi="Calibri"/>
           <w:b w:val="0"/>
+          <w:bCs w:val="0"/>
           <w:i w:val="0"/>
+          <w:iCs w:val="0"/>
           <w:smallCaps w:val="0"/>
           <w:strike w:val="0"/>
           <w:color w:val="000000"/>
@@ -613,7 +627,9 @@
         <w:rPr>
           <w:rFonts w:ascii="Cambria" w:cs="Cambria" w:eastAsia="Cambria" w:hAnsi="Cambria"/>
           <w:b w:val="0"/>
+          <w:bCs w:val="0"/>
           <w:i w:val="0"/>
+          <w:iCs w:val="0"/>
           <w:smallCaps w:val="0"/>
           <w:strike w:val="0"/>
           <w:color w:val="000000"/>
@@ -628,7 +644,9 @@
         <w:rPr>
           <w:rFonts w:ascii="Cambria" w:cs="Cambria" w:eastAsia="Cambria" w:hAnsi="Cambria"/>
           <w:b w:val="0"/>
+          <w:bCs w:val="0"/>
           <w:i w:val="0"/>
+          <w:iCs w:val="0"/>
           <w:smallCaps w:val="0"/>
           <w:strike w:val="0"/>
           <w:color w:val="000000"/>
@@ -662,7 +680,9 @@
         <w:rPr>
           <w:rFonts w:ascii="Cambria" w:cs="Cambria" w:eastAsia="Cambria" w:hAnsi="Cambria"/>
           <w:b w:val="0"/>
+          <w:bCs w:val="0"/>
           <w:i w:val="0"/>
+          <w:iCs w:val="0"/>
           <w:smallCaps w:val="0"/>
           <w:strike w:val="0"/>
           <w:color w:val="000000"/>
@@ -677,7 +697,9 @@
         <w:rPr>
           <w:rFonts w:ascii="Cambria" w:cs="Cambria" w:eastAsia="Cambria" w:hAnsi="Cambria"/>
           <w:b w:val="0"/>
+          <w:bCs w:val="0"/>
           <w:i w:val="0"/>
+          <w:iCs w:val="0"/>
           <w:smallCaps w:val="0"/>
           <w:strike w:val="0"/>
           <w:color w:val="000000"/>
@@ -711,7 +733,9 @@
         <w:rPr>
           <w:rFonts w:ascii="Calibri" w:cs="Calibri" w:eastAsia="Calibri" w:hAnsi="Calibri"/>
           <w:b w:val="0"/>
+          <w:bCs w:val="0"/>
           <w:i w:val="0"/>
+          <w:iCs w:val="0"/>
           <w:smallCaps w:val="0"/>
           <w:strike w:val="0"/>
           <w:color w:val="000000"/>
@@ -748,7 +772,9 @@
         <w:rPr>
           <w:rFonts w:ascii="Calibri" w:cs="Calibri" w:eastAsia="Calibri" w:hAnsi="Calibri"/>
           <w:b w:val="0"/>
+          <w:bCs w:val="0"/>
           <w:i w:val="0"/>
+          <w:iCs w:val="0"/>
           <w:smallCaps w:val="0"/>
           <w:strike w:val="0"/>
           <w:color w:val="000000"/>
@@ -785,7 +811,9 @@
         <w:rPr>
           <w:rFonts w:ascii="Calibri" w:cs="Calibri" w:eastAsia="Calibri" w:hAnsi="Calibri"/>
           <w:b w:val="0"/>
+          <w:bCs w:val="0"/>
           <w:i w:val="0"/>
+          <w:iCs w:val="0"/>
           <w:smallCaps w:val="0"/>
           <w:strike w:val="0"/>
           <w:color w:val="000000"/>
@@ -822,7 +850,9 @@
         <w:rPr>
           <w:rFonts w:ascii="Calibri" w:cs="Calibri" w:eastAsia="Calibri" w:hAnsi="Calibri"/>
           <w:b w:val="0"/>
+          <w:bCs w:val="0"/>
           <w:i w:val="0"/>
+          <w:iCs w:val="0"/>
           <w:smallCaps w:val="0"/>
           <w:strike w:val="0"/>
           <w:color w:val="000000"/>
@@ -859,7 +889,9 @@
         <w:rPr>
           <w:rFonts w:ascii="Calibri" w:cs="Calibri" w:eastAsia="Calibri" w:hAnsi="Calibri"/>
           <w:b w:val="0"/>
+          <w:bCs w:val="0"/>
           <w:i w:val="0"/>
+          <w:iCs w:val="0"/>
           <w:smallCaps w:val="0"/>
           <w:strike w:val="0"/>
           <w:color w:val="000000"/>
@@ -874,7 +906,9 @@
         <w:rPr>
           <w:rFonts w:ascii="Calibri" w:cs="Calibri" w:eastAsia="Calibri" w:hAnsi="Calibri"/>
           <w:b w:val="0"/>
+          <w:bCs w:val="0"/>
           <w:i w:val="0"/>
+          <w:iCs w:val="0"/>
           <w:smallCaps w:val="0"/>
           <w:strike w:val="0"/>
           <w:color w:val="000000"/>
@@ -908,7 +942,9 @@
         <w:rPr>
           <w:rFonts w:ascii="Calibri" w:cs="Calibri" w:eastAsia="Calibri" w:hAnsi="Calibri"/>
           <w:b w:val="0"/>
+          <w:bCs w:val="0"/>
           <w:i w:val="0"/>
+          <w:iCs w:val="0"/>
           <w:smallCaps w:val="0"/>
           <w:strike w:val="0"/>
           <w:color w:val="000000"/>
@@ -923,7 +959,9 @@
         <w:rPr>
           <w:rFonts w:ascii="Calibri" w:cs="Calibri" w:eastAsia="Calibri" w:hAnsi="Calibri"/>
           <w:b w:val="0"/>
+          <w:bCs w:val="0"/>
           <w:i w:val="0"/>
+          <w:iCs w:val="0"/>
           <w:smallCaps w:val="0"/>
           <w:strike w:val="0"/>
           <w:color w:val="000000"/>
@@ -970,7 +1008,9 @@
         <w:rPr>
           <w:rFonts w:ascii="Calibri" w:cs="Calibri" w:eastAsia="Calibri" w:hAnsi="Calibri"/>
           <w:b w:val="0"/>
+          <w:bCs w:val="0"/>
           <w:i w:val="1"/>
+          <w:iCs w:val="1"/>
           <w:smallCaps w:val="0"/>
           <w:strike w:val="0"/>
           <w:color w:val="548dd4"/>
@@ -985,7 +1025,9 @@
         <w:rPr>
           <w:rFonts w:ascii="Calibri" w:cs="Calibri" w:eastAsia="Calibri" w:hAnsi="Calibri"/>
           <w:b w:val="0"/>
+          <w:bCs w:val="0"/>
           <w:i w:val="1"/>
+          <w:iCs w:val="1"/>
           <w:smallCaps w:val="0"/>
           <w:strike w:val="0"/>
           <w:color w:val="548dd4"/>
@@ -1040,7 +1082,9 @@
         <w:rPr>
           <w:rFonts w:ascii="Calibri" w:cs="Calibri" w:eastAsia="Calibri" w:hAnsi="Calibri"/>
           <w:b w:val="0"/>
+          <w:bCs w:val="0"/>
           <w:i w:val="1"/>
+          <w:iCs w:val="1"/>
           <w:smallCaps w:val="0"/>
           <w:strike w:val="0"/>
           <w:color w:val="548dd4"/>
@@ -1123,7 +1167,9 @@
         <w:rPr>
           <w:rFonts w:ascii="Calibri" w:cs="Calibri" w:eastAsia="Calibri" w:hAnsi="Calibri"/>
           <w:b w:val="0"/>
+          <w:bCs w:val="0"/>
           <w:i w:val="1"/>
+          <w:iCs w:val="1"/>
           <w:smallCaps w:val="0"/>
           <w:strike w:val="0"/>
           <w:color w:val="548dd4"/>
@@ -1138,7 +1184,9 @@
         <w:rPr>
           <w:rFonts w:ascii="Calibri" w:cs="Calibri" w:eastAsia="Calibri" w:hAnsi="Calibri"/>
           <w:b w:val="0"/>
+          <w:bCs w:val="0"/>
           <w:i w:val="1"/>
+          <w:iCs w:val="1"/>
           <w:smallCaps w:val="0"/>
           <w:strike w:val="0"/>
           <w:color w:val="548dd4"/>
@@ -1359,7 +1407,9 @@
         <w:rPr>
           <w:rFonts w:ascii="Calibri" w:cs="Calibri" w:eastAsia="Calibri" w:hAnsi="Calibri"/>
           <w:b w:val="0"/>
+          <w:bCs w:val="0"/>
           <w:i w:val="1"/>
+          <w:iCs w:val="1"/>
           <w:smallCaps w:val="0"/>
           <w:strike w:val="0"/>
           <w:color w:val="548dd4"/>
@@ -1374,7 +1424,9 @@
         <w:rPr>
           <w:rFonts w:ascii="Calibri" w:cs="Calibri" w:eastAsia="Calibri" w:hAnsi="Calibri"/>
           <w:b w:val="0"/>
+          <w:bCs w:val="0"/>
           <w:i w:val="1"/>
+          <w:iCs w:val="1"/>
           <w:smallCaps w:val="0"/>
           <w:strike w:val="0"/>
           <w:color w:val="548dd4"/>
@@ -1411,7 +1463,9 @@
         <w:rPr>
           <w:rFonts w:ascii="Calibri" w:cs="Calibri" w:eastAsia="Calibri" w:hAnsi="Calibri"/>
           <w:b w:val="0"/>
+          <w:bCs w:val="0"/>
           <w:i w:val="1"/>
+          <w:iCs w:val="1"/>
           <w:smallCaps w:val="0"/>
           <w:strike w:val="0"/>
           <w:color w:val="548dd4"/>
@@ -1426,7 +1480,9 @@
         <w:rPr>
           <w:rFonts w:ascii="Calibri" w:cs="Calibri" w:eastAsia="Calibri" w:hAnsi="Calibri"/>
           <w:b w:val="0"/>
+          <w:bCs w:val="0"/>
           <w:i w:val="1"/>
+          <w:iCs w:val="1"/>
           <w:smallCaps w:val="0"/>
           <w:strike w:val="0"/>
           <w:color w:val="548dd4"/>
@@ -1546,7 +1602,9 @@
         <w:rPr>
           <w:rFonts w:ascii="Calibri" w:cs="Calibri" w:eastAsia="Calibri" w:hAnsi="Calibri"/>
           <w:b w:val="0"/>
+          <w:bCs w:val="0"/>
           <w:i w:val="1"/>
+          <w:iCs w:val="1"/>
           <w:smallCaps w:val="0"/>
           <w:strike w:val="0"/>
           <w:color w:val="548dd4"/>
@@ -1583,7 +1641,9 @@
         <w:rPr>
           <w:rFonts w:ascii="Calibri" w:cs="Calibri" w:eastAsia="Calibri" w:hAnsi="Calibri"/>
           <w:b w:val="0"/>
+          <w:bCs w:val="0"/>
           <w:i w:val="1"/>
+          <w:iCs w:val="1"/>
           <w:smallCaps w:val="0"/>
           <w:strike w:val="0"/>
           <w:color w:val="548dd4"/>
@@ -1598,7 +1658,9 @@
         <w:rPr>
           <w:rFonts w:ascii="Calibri" w:cs="Calibri" w:eastAsia="Calibri" w:hAnsi="Calibri"/>
           <w:b w:val="0"/>
+          <w:bCs w:val="0"/>
           <w:i w:val="1"/>
+          <w:iCs w:val="1"/>
           <w:smallCaps w:val="0"/>
           <w:strike w:val="0"/>
           <w:color w:val="548dd4"/>
@@ -1713,7 +1775,9 @@
         <w:rPr>
           <w:rFonts w:ascii="Cambria" w:cs="Cambria" w:eastAsia="Cambria" w:hAnsi="Cambria"/>
           <w:b w:val="1"/>
+          <w:bCs w:val="1"/>
           <w:i w:val="0"/>
+          <w:iCs w:val="0"/>
           <w:smallCaps w:val="0"/>
           <w:strike w:val="0"/>
           <w:color w:val="366091"/>
@@ -1728,7 +1792,9 @@
         <w:rPr>
           <w:rFonts w:ascii="Cambria" w:cs="Cambria" w:eastAsia="Cambria" w:hAnsi="Cambria"/>
           <w:b w:val="1"/>
+          <w:bCs w:val="1"/>
           <w:i w:val="0"/>
+          <w:iCs w:val="0"/>
           <w:smallCaps w:val="0"/>
           <w:strike w:val="0"/>
           <w:color w:val="366091"/>
@@ -1744,7 +1810,7 @@
     </w:p>
     <w:sdt>
       <w:sdtPr>
-        <w:id w:val="219836361"/>
+        <w:id w:val="-1620967932"/>
         <w:docPartObj>
           <w:docPartGallery w:val="Table of Contents"/>
           <w:docPartUnique w:val="1"/>
@@ -1774,7 +1840,9 @@
             <w:rPr>
               <w:rFonts w:ascii="Calibri" w:cs="Calibri" w:eastAsia="Calibri" w:hAnsi="Calibri"/>
               <w:b w:val="0"/>
+              <w:bCs w:val="0"/>
               <w:i w:val="0"/>
+              <w:iCs w:val="0"/>
               <w:smallCaps w:val="0"/>
               <w:strike w:val="0"/>
               <w:color w:val="000000"/>
@@ -1795,7 +1863,9 @@
               <w:rPr>
                 <w:rFonts w:ascii="Calibri" w:cs="Calibri" w:eastAsia="Calibri" w:hAnsi="Calibri"/>
                 <w:b w:val="1"/>
+                <w:bCs w:val="1"/>
                 <w:i w:val="0"/>
+                <w:iCs w:val="0"/>
                 <w:smallCaps w:val="0"/>
                 <w:strike w:val="0"/>
                 <w:color w:val="000000"/>
@@ -1840,7 +1910,9 @@
             <w:rPr>
               <w:rFonts w:ascii="Calibri" w:cs="Calibri" w:eastAsia="Calibri" w:hAnsi="Calibri"/>
               <w:b w:val="0"/>
+              <w:bCs w:val="0"/>
               <w:i w:val="0"/>
+              <w:iCs w:val="0"/>
               <w:smallCaps w:val="0"/>
               <w:strike w:val="0"/>
               <w:color w:val="000000"/>
@@ -1856,7 +1928,9 @@
               <w:rPr>
                 <w:rFonts w:ascii="Calibri" w:cs="Calibri" w:eastAsia="Calibri" w:hAnsi="Calibri"/>
                 <w:b w:val="1"/>
+                <w:bCs w:val="1"/>
                 <w:i w:val="0"/>
+                <w:iCs w:val="0"/>
                 <w:smallCaps w:val="0"/>
                 <w:strike w:val="0"/>
                 <w:color w:val="000000"/>
@@ -1901,7 +1975,9 @@
             <w:rPr>
               <w:rFonts w:ascii="Calibri" w:cs="Calibri" w:eastAsia="Calibri" w:hAnsi="Calibri"/>
               <w:b w:val="0"/>
+              <w:bCs w:val="0"/>
               <w:i w:val="0"/>
+              <w:iCs w:val="0"/>
               <w:smallCaps w:val="0"/>
               <w:strike w:val="0"/>
               <w:color w:val="000000"/>
@@ -1917,7 +1993,9 @@
               <w:rPr>
                 <w:rFonts w:ascii="Calibri" w:cs="Calibri" w:eastAsia="Calibri" w:hAnsi="Calibri"/>
                 <w:b w:val="0"/>
+                <w:bCs w:val="0"/>
                 <w:i w:val="1"/>
+                <w:iCs w:val="1"/>
                 <w:smallCaps w:val="0"/>
                 <w:strike w:val="0"/>
                 <w:color w:val="000000"/>
@@ -1962,7 +2040,9 @@
             <w:rPr>
               <w:rFonts w:ascii="Calibri" w:cs="Calibri" w:eastAsia="Calibri" w:hAnsi="Calibri"/>
               <w:b w:val="0"/>
+              <w:bCs w:val="0"/>
               <w:i w:val="0"/>
+              <w:iCs w:val="0"/>
               <w:smallCaps w:val="0"/>
               <w:strike w:val="0"/>
               <w:color w:val="000000"/>
@@ -1978,7 +2058,9 @@
               <w:rPr>
                 <w:rFonts w:ascii="Calibri" w:cs="Calibri" w:eastAsia="Calibri" w:hAnsi="Calibri"/>
                 <w:b w:val="0"/>
+                <w:bCs w:val="0"/>
                 <w:i w:val="1"/>
+                <w:iCs w:val="1"/>
                 <w:smallCaps w:val="0"/>
                 <w:strike w:val="0"/>
                 <w:color w:val="000000"/>
@@ -2023,7 +2105,9 @@
             <w:rPr>
               <w:rFonts w:ascii="Calibri" w:cs="Calibri" w:eastAsia="Calibri" w:hAnsi="Calibri"/>
               <w:b w:val="0"/>
+              <w:bCs w:val="0"/>
               <w:i w:val="0"/>
+              <w:iCs w:val="0"/>
               <w:smallCaps w:val="0"/>
               <w:strike w:val="0"/>
               <w:color w:val="000000"/>
@@ -2039,7 +2123,9 @@
               <w:rPr>
                 <w:rFonts w:ascii="Calibri" w:cs="Calibri" w:eastAsia="Calibri" w:hAnsi="Calibri"/>
                 <w:b w:val="0"/>
+                <w:bCs w:val="0"/>
                 <w:i w:val="1"/>
+                <w:iCs w:val="1"/>
                 <w:smallCaps w:val="0"/>
                 <w:strike w:val="0"/>
                 <w:color w:val="000000"/>
@@ -2084,7 +2170,9 @@
             <w:rPr>
               <w:rFonts w:ascii="Calibri" w:cs="Calibri" w:eastAsia="Calibri" w:hAnsi="Calibri"/>
               <w:b w:val="0"/>
+              <w:bCs w:val="0"/>
               <w:i w:val="0"/>
+              <w:iCs w:val="0"/>
               <w:smallCaps w:val="0"/>
               <w:strike w:val="0"/>
               <w:color w:val="000000"/>
@@ -2100,7 +2188,9 @@
               <w:rPr>
                 <w:rFonts w:ascii="Calibri" w:cs="Calibri" w:eastAsia="Calibri" w:hAnsi="Calibri"/>
                 <w:b w:val="0"/>
+                <w:bCs w:val="0"/>
                 <w:i w:val="1"/>
+                <w:iCs w:val="1"/>
                 <w:smallCaps w:val="0"/>
                 <w:strike w:val="0"/>
                 <w:color w:val="000000"/>
@@ -2145,7 +2235,9 @@
             <w:rPr>
               <w:rFonts w:ascii="Calibri" w:cs="Calibri" w:eastAsia="Calibri" w:hAnsi="Calibri"/>
               <w:b w:val="0"/>
+              <w:bCs w:val="0"/>
               <w:i w:val="0"/>
+              <w:iCs w:val="0"/>
               <w:smallCaps w:val="0"/>
               <w:strike w:val="0"/>
               <w:color w:val="000000"/>
@@ -2161,7 +2253,9 @@
               <w:rPr>
                 <w:rFonts w:ascii="Calibri" w:cs="Calibri" w:eastAsia="Calibri" w:hAnsi="Calibri"/>
                 <w:b w:val="0"/>
+                <w:bCs w:val="0"/>
                 <w:i w:val="1"/>
+                <w:iCs w:val="1"/>
                 <w:smallCaps w:val="0"/>
                 <w:strike w:val="0"/>
                 <w:color w:val="000000"/>
@@ -2206,7 +2300,9 @@
             <w:rPr>
               <w:rFonts w:ascii="Calibri" w:cs="Calibri" w:eastAsia="Calibri" w:hAnsi="Calibri"/>
               <w:b w:val="0"/>
+              <w:bCs w:val="0"/>
               <w:i w:val="0"/>
+              <w:iCs w:val="0"/>
               <w:smallCaps w:val="0"/>
               <w:strike w:val="0"/>
               <w:color w:val="000000"/>
@@ -2222,7 +2318,9 @@
               <w:rPr>
                 <w:rFonts w:ascii="Calibri" w:cs="Calibri" w:eastAsia="Calibri" w:hAnsi="Calibri"/>
                 <w:b w:val="0"/>
+                <w:bCs w:val="0"/>
                 <w:i w:val="1"/>
+                <w:iCs w:val="1"/>
                 <w:smallCaps w:val="0"/>
                 <w:strike w:val="0"/>
                 <w:color w:val="000000"/>
@@ -2267,7 +2365,9 @@
             <w:rPr>
               <w:rFonts w:ascii="Calibri" w:cs="Calibri" w:eastAsia="Calibri" w:hAnsi="Calibri"/>
               <w:b w:val="0"/>
+              <w:bCs w:val="0"/>
               <w:i w:val="0"/>
+              <w:iCs w:val="0"/>
               <w:smallCaps w:val="0"/>
               <w:strike w:val="0"/>
               <w:color w:val="000000"/>
@@ -2283,7 +2383,9 @@
               <w:rPr>
                 <w:rFonts w:ascii="Calibri" w:cs="Calibri" w:eastAsia="Calibri" w:hAnsi="Calibri"/>
                 <w:b w:val="0"/>
+                <w:bCs w:val="0"/>
                 <w:i w:val="1"/>
+                <w:iCs w:val="1"/>
                 <w:smallCaps w:val="0"/>
                 <w:strike w:val="0"/>
                 <w:color w:val="000000"/>
@@ -2328,7 +2430,9 @@
             <w:rPr>
               <w:rFonts w:ascii="Calibri" w:cs="Calibri" w:eastAsia="Calibri" w:hAnsi="Calibri"/>
               <w:b w:val="0"/>
+              <w:bCs w:val="0"/>
               <w:i w:val="0"/>
+              <w:iCs w:val="0"/>
               <w:smallCaps w:val="0"/>
               <w:strike w:val="0"/>
               <w:color w:val="000000"/>
@@ -2344,7 +2448,9 @@
               <w:rPr>
                 <w:rFonts w:ascii="Calibri" w:cs="Calibri" w:eastAsia="Calibri" w:hAnsi="Calibri"/>
                 <w:b w:val="1"/>
+                <w:bCs w:val="1"/>
                 <w:i w:val="0"/>
+                <w:iCs w:val="0"/>
                 <w:smallCaps w:val="0"/>
                 <w:strike w:val="0"/>
                 <w:color w:val="000000"/>
@@ -2428,7 +2534,9 @@
         <w:rPr>
           <w:rFonts w:ascii="Cambria" w:cs="Cambria" w:eastAsia="Cambria" w:hAnsi="Cambria"/>
           <w:b w:val="0"/>
+          <w:bCs w:val="0"/>
           <w:i w:val="0"/>
+          <w:iCs w:val="0"/>
           <w:smallCaps w:val="0"/>
           <w:strike w:val="0"/>
           <w:color w:val="17365d"/>
@@ -2443,7 +2551,9 @@
         <w:rPr>
           <w:rFonts w:ascii="Cambria" w:cs="Cambria" w:eastAsia="Cambria" w:hAnsi="Cambria"/>
           <w:b w:val="0"/>
+          <w:bCs w:val="0"/>
           <w:i w:val="0"/>
+          <w:iCs w:val="0"/>
           <w:smallCaps w:val="0"/>
           <w:strike w:val="0"/>
           <w:color w:val="17365d"/>
@@ -2513,7 +2623,9 @@
         <w:rPr>
           <w:rFonts w:ascii="Calibri" w:cs="Calibri" w:eastAsia="Calibri" w:hAnsi="Calibri"/>
           <w:b w:val="0"/>
+          <w:bCs w:val="0"/>
           <w:i w:val="1"/>
+          <w:iCs w:val="1"/>
           <w:smallCaps w:val="0"/>
           <w:strike w:val="0"/>
           <w:color w:val="548dd4"/>
@@ -2528,7 +2640,9 @@
         <w:rPr>
           <w:rFonts w:ascii="Calibri" w:cs="Calibri" w:eastAsia="Calibri" w:hAnsi="Calibri"/>
           <w:b w:val="0"/>
+          <w:bCs w:val="0"/>
           <w:i w:val="1"/>
+          <w:iCs w:val="1"/>
           <w:smallCaps w:val="0"/>
           <w:strike w:val="0"/>
           <w:color w:val="548dd4"/>
@@ -2565,7 +2679,9 @@
         <w:rPr>
           <w:rFonts w:ascii="Calibri" w:cs="Calibri" w:eastAsia="Calibri" w:hAnsi="Calibri"/>
           <w:b w:val="0"/>
+          <w:bCs w:val="0"/>
           <w:i w:val="1"/>
+          <w:iCs w:val="1"/>
           <w:smallCaps w:val="0"/>
           <w:strike w:val="0"/>
           <w:color w:val="548dd4"/>
@@ -2580,7 +2696,9 @@
         <w:rPr>
           <w:rFonts w:ascii="Calibri" w:cs="Calibri" w:eastAsia="Calibri" w:hAnsi="Calibri"/>
           <w:b w:val="0"/>
+          <w:bCs w:val="0"/>
           <w:i w:val="1"/>
+          <w:iCs w:val="1"/>
           <w:smallCaps w:val="0"/>
           <w:strike w:val="0"/>
           <w:color w:val="548dd4"/>
@@ -2656,7 +2774,9 @@
         <w:rPr>
           <w:rFonts w:ascii="Calibri" w:cs="Calibri" w:eastAsia="Calibri" w:hAnsi="Calibri"/>
           <w:b w:val="0"/>
+          <w:bCs w:val="0"/>
           <w:i w:val="1"/>
+          <w:iCs w:val="1"/>
           <w:smallCaps w:val="0"/>
           <w:strike w:val="0"/>
           <w:color w:val="548dd4"/>
@@ -2700,7 +2820,9 @@
         <w:rPr>
           <w:rFonts w:ascii="Calibri" w:cs="Calibri" w:eastAsia="Calibri" w:hAnsi="Calibri"/>
           <w:b w:val="0"/>
+          <w:bCs w:val="0"/>
           <w:i w:val="1"/>
+          <w:iCs w:val="1"/>
           <w:smallCaps w:val="0"/>
           <w:strike w:val="0"/>
           <w:color w:val="548dd4"/>
@@ -2744,7 +2866,9 @@
         <w:rPr>
           <w:rFonts w:ascii="Calibri" w:cs="Calibri" w:eastAsia="Calibri" w:hAnsi="Calibri"/>
           <w:b w:val="0"/>
+          <w:bCs w:val="0"/>
           <w:i w:val="1"/>
+          <w:iCs w:val="1"/>
           <w:smallCaps w:val="0"/>
           <w:strike w:val="0"/>
           <w:color w:val="548dd4"/>
@@ -2813,7 +2937,9 @@
         <w:rPr>
           <w:rFonts w:ascii="Calibri" w:cs="Calibri" w:eastAsia="Calibri" w:hAnsi="Calibri"/>
           <w:b w:val="0"/>
+          <w:bCs w:val="0"/>
           <w:i w:val="1"/>
+          <w:iCs w:val="1"/>
           <w:smallCaps w:val="0"/>
           <w:strike w:val="0"/>
           <w:color w:val="548dd4"/>
@@ -2828,7 +2954,9 @@
         <w:rPr>
           <w:rFonts w:ascii="Calibri" w:cs="Calibri" w:eastAsia="Calibri" w:hAnsi="Calibri"/>
           <w:b w:val="0"/>
+          <w:bCs w:val="0"/>
           <w:i w:val="1"/>
+          <w:iCs w:val="1"/>
           <w:smallCaps w:val="0"/>
           <w:strike w:val="0"/>
           <w:color w:val="548dd4"/>
@@ -2862,7 +2990,9 @@
         <w:rPr>
           <w:rFonts w:ascii="Cambria" w:cs="Cambria" w:eastAsia="Cambria" w:hAnsi="Cambria"/>
           <w:b w:val="1"/>
+          <w:bCs w:val="1"/>
           <w:i w:val="0"/>
+          <w:iCs w:val="0"/>
           <w:smallCaps w:val="0"/>
           <w:strike w:val="0"/>
           <w:color w:val="4f81bd"/>
@@ -2879,7 +3009,9 @@
         <w:rPr>
           <w:rFonts w:ascii="Cambria" w:cs="Cambria" w:eastAsia="Cambria" w:hAnsi="Cambria"/>
           <w:b w:val="1"/>
+          <w:bCs w:val="1"/>
           <w:i w:val="0"/>
+          <w:iCs w:val="0"/>
           <w:smallCaps w:val="0"/>
           <w:strike w:val="0"/>
           <w:color w:val="4f81bd"/>
@@ -2924,7 +3056,9 @@
         <w:rPr>
           <w:rFonts w:ascii="Cambria" w:cs="Cambria" w:eastAsia="Cambria" w:hAnsi="Cambria"/>
           <w:b w:val="1"/>
+          <w:bCs w:val="1"/>
           <w:i w:val="0"/>
+          <w:iCs w:val="0"/>
           <w:smallCaps w:val="0"/>
           <w:strike w:val="0"/>
           <w:color w:val="4f81bd"/>
@@ -2941,7 +3075,9 @@
         <w:rPr>
           <w:rFonts w:ascii="Cambria" w:cs="Cambria" w:eastAsia="Cambria" w:hAnsi="Cambria"/>
           <w:b w:val="1"/>
+          <w:bCs w:val="1"/>
           <w:i w:val="0"/>
+          <w:iCs w:val="0"/>
           <w:smallCaps w:val="0"/>
           <w:strike w:val="0"/>
           <w:color w:val="4f81bd"/>
@@ -2978,7 +3114,9 @@
         <w:rPr>
           <w:rFonts w:ascii="Calibri" w:cs="Calibri" w:eastAsia="Calibri" w:hAnsi="Calibri"/>
           <w:b w:val="0"/>
+          <w:bCs w:val="0"/>
           <w:i w:val="1"/>
+          <w:iCs w:val="1"/>
           <w:smallCaps w:val="0"/>
           <w:strike w:val="0"/>
           <w:color w:val="548dd4"/>
@@ -2993,7 +3131,9 @@
         <w:rPr>
           <w:rFonts w:ascii="Calibri" w:cs="Calibri" w:eastAsia="Calibri" w:hAnsi="Calibri"/>
           <w:b w:val="0"/>
+          <w:bCs w:val="0"/>
           <w:i w:val="1"/>
+          <w:iCs w:val="1"/>
           <w:smallCaps w:val="0"/>
           <w:strike w:val="0"/>
           <w:color w:val="548dd4"/>
@@ -3056,7 +3196,9 @@
         <w:rPr>
           <w:rFonts w:ascii="Calibri" w:cs="Calibri" w:eastAsia="Calibri" w:hAnsi="Calibri"/>
           <w:b w:val="0"/>
+          <w:bCs w:val="0"/>
           <w:i w:val="1"/>
+          <w:iCs w:val="1"/>
           <w:smallCaps w:val="0"/>
           <w:strike w:val="0"/>
           <w:color w:val="548dd4"/>
@@ -3071,7 +3213,9 @@
         <w:rPr>
           <w:rFonts w:ascii="Calibri" w:cs="Calibri" w:eastAsia="Calibri" w:hAnsi="Calibri"/>
           <w:b w:val="0"/>
+          <w:bCs w:val="0"/>
           <w:i w:val="1"/>
+          <w:iCs w:val="1"/>
           <w:smallCaps w:val="0"/>
           <w:strike w:val="0"/>
           <w:color w:val="548dd4"/>
@@ -3117,7 +3261,9 @@
         <w:rPr>
           <w:rFonts w:ascii="Cambria" w:cs="Cambria" w:eastAsia="Cambria" w:hAnsi="Cambria"/>
           <w:b w:val="1"/>
+          <w:bCs w:val="1"/>
           <w:i w:val="0"/>
+          <w:iCs w:val="0"/>
           <w:smallCaps w:val="0"/>
           <w:strike w:val="0"/>
           <w:color w:val="4f81bd"/>
@@ -3134,7 +3280,9 @@
         <w:rPr>
           <w:rFonts w:ascii="Cambria" w:cs="Cambria" w:eastAsia="Cambria" w:hAnsi="Cambria"/>
           <w:b w:val="1"/>
+          <w:bCs w:val="1"/>
           <w:i w:val="0"/>
+          <w:iCs w:val="0"/>
           <w:smallCaps w:val="0"/>
           <w:strike w:val="0"/>
           <w:color w:val="4f81bd"/>
@@ -3171,7 +3319,9 @@
         <w:rPr>
           <w:rFonts w:ascii="Calibri" w:cs="Calibri" w:eastAsia="Calibri" w:hAnsi="Calibri"/>
           <w:b w:val="0"/>
+          <w:bCs w:val="0"/>
           <w:i w:val="1"/>
+          <w:iCs w:val="1"/>
           <w:smallCaps w:val="0"/>
           <w:strike w:val="0"/>
           <w:color w:val="548dd4"/>
@@ -3186,7 +3336,9 @@
         <w:rPr>
           <w:rFonts w:ascii="Calibri" w:cs="Calibri" w:eastAsia="Calibri" w:hAnsi="Calibri"/>
           <w:b w:val="0"/>
+          <w:bCs w:val="0"/>
           <w:i w:val="1"/>
+          <w:iCs w:val="1"/>
           <w:smallCaps w:val="0"/>
           <w:strike w:val="0"/>
           <w:color w:val="548dd4"/>
@@ -3230,7 +3382,9 @@
         <w:rPr>
           <w:rFonts w:ascii="Calibri" w:cs="Calibri" w:eastAsia="Calibri" w:hAnsi="Calibri"/>
           <w:b w:val="0"/>
+          <w:bCs w:val="0"/>
           <w:i w:val="1"/>
+          <w:iCs w:val="1"/>
           <w:smallCaps w:val="0"/>
           <w:strike w:val="0"/>
           <w:color w:val="548dd4"/>
@@ -3306,7 +3460,9 @@
         <w:rPr>
           <w:rFonts w:ascii="Calibri" w:cs="Calibri" w:eastAsia="Calibri" w:hAnsi="Calibri"/>
           <w:b w:val="0"/>
+          <w:bCs w:val="0"/>
           <w:i w:val="1"/>
+          <w:iCs w:val="1"/>
           <w:smallCaps w:val="0"/>
           <w:strike w:val="0"/>
           <w:color w:val="548dd4"/>
@@ -3357,7 +3513,9 @@
         <w:rPr>
           <w:rFonts w:ascii="Calibri" w:cs="Calibri" w:eastAsia="Calibri" w:hAnsi="Calibri"/>
           <w:b w:val="0"/>
+          <w:bCs w:val="0"/>
           <w:i w:val="1"/>
+          <w:iCs w:val="1"/>
           <w:smallCaps w:val="0"/>
           <w:strike w:val="0"/>
           <w:color w:val="548dd4"/>
@@ -3372,7 +3530,9 @@
         <w:rPr>
           <w:rFonts w:ascii="Calibri" w:cs="Calibri" w:eastAsia="Calibri" w:hAnsi="Calibri"/>
           <w:b w:val="0"/>
+          <w:bCs w:val="0"/>
           <w:i w:val="1"/>
+          <w:iCs w:val="1"/>
           <w:smallCaps w:val="0"/>
           <w:strike w:val="0"/>
           <w:color w:val="548dd4"/>
@@ -3417,7 +3577,9 @@
         <w:rPr>
           <w:rFonts w:ascii="Cambria" w:cs="Cambria" w:eastAsia="Cambria" w:hAnsi="Cambria"/>
           <w:b w:val="1"/>
+          <w:bCs w:val="1"/>
           <w:i w:val="0"/>
+          <w:iCs w:val="0"/>
           <w:smallCaps w:val="0"/>
           <w:strike w:val="0"/>
           <w:color w:val="4f81bd"/>
@@ -3434,7 +3596,9 @@
         <w:rPr>
           <w:rFonts w:ascii="Cambria" w:cs="Cambria" w:eastAsia="Cambria" w:hAnsi="Cambria"/>
           <w:b w:val="1"/>
+          <w:bCs w:val="1"/>
           <w:i w:val="0"/>
+          <w:iCs w:val="0"/>
           <w:smallCaps w:val="0"/>
           <w:strike w:val="0"/>
           <w:color w:val="4f81bd"/>
@@ -3471,7 +3635,9 @@
         <w:rPr>
           <w:rFonts w:ascii="Calibri" w:cs="Calibri" w:eastAsia="Calibri" w:hAnsi="Calibri"/>
           <w:b w:val="0"/>
+          <w:bCs w:val="0"/>
           <w:i w:val="1"/>
+          <w:iCs w:val="1"/>
           <w:smallCaps w:val="0"/>
           <w:strike w:val="0"/>
           <w:color w:val="548dd4"/>
@@ -3486,7 +3652,9 @@
         <w:rPr>
           <w:rFonts w:ascii="Calibri" w:cs="Calibri" w:eastAsia="Calibri" w:hAnsi="Calibri"/>
           <w:b w:val="0"/>
+          <w:bCs w:val="0"/>
           <w:i w:val="1"/>
+          <w:iCs w:val="1"/>
           <w:smallCaps w:val="0"/>
           <w:strike w:val="0"/>
           <w:color w:val="548dd4"/>
@@ -3536,7 +3704,9 @@
         <w:rPr>
           <w:rFonts w:ascii="Cambria" w:cs="Cambria" w:eastAsia="Cambria" w:hAnsi="Cambria"/>
           <w:b w:val="1"/>
+          <w:bCs w:val="1"/>
           <w:i w:val="0"/>
+          <w:iCs w:val="0"/>
           <w:smallCaps w:val="0"/>
           <w:strike w:val="0"/>
           <w:color w:val="366091"/>
@@ -3553,7 +3723,9 @@
         <w:rPr>
           <w:rFonts w:ascii="Cambria" w:cs="Cambria" w:eastAsia="Cambria" w:hAnsi="Cambria"/>
           <w:b w:val="1"/>
+          <w:bCs w:val="1"/>
           <w:i w:val="0"/>
+          <w:iCs w:val="0"/>
           <w:smallCaps w:val="0"/>
           <w:strike w:val="0"/>
           <w:color w:val="366091"/>
@@ -3643,7 +3815,9 @@
               <w:rPr>
                 <w:rFonts w:ascii="Calibri" w:cs="Calibri" w:eastAsia="Calibri" w:hAnsi="Calibri"/>
                 <w:b w:val="0"/>
+                <w:bCs w:val="0"/>
                 <w:i w:val="1"/>
+                <w:iCs w:val="1"/>
                 <w:smallCaps w:val="0"/>
                 <w:strike w:val="0"/>
                 <w:color w:val="000000"/>
@@ -3658,7 +3832,9 @@
               <w:rPr>
                 <w:rFonts w:ascii="Calibri" w:cs="Calibri" w:eastAsia="Calibri" w:hAnsi="Calibri"/>
                 <w:b w:val="0"/>
+                <w:bCs w:val="0"/>
                 <w:i w:val="1"/>
+                <w:iCs w:val="1"/>
                 <w:smallCaps w:val="0"/>
                 <w:strike w:val="0"/>
                 <w:color w:val="000000"/>
@@ -3706,7 +3882,9 @@
               <w:rPr>
                 <w:rFonts w:ascii="Calibri" w:cs="Calibri" w:eastAsia="Calibri" w:hAnsi="Calibri"/>
                 <w:b w:val="0"/>
+                <w:bCs w:val="0"/>
                 <w:i w:val="1"/>
+                <w:iCs w:val="1"/>
                 <w:smallCaps w:val="0"/>
                 <w:strike w:val="0"/>
                 <w:color w:val="000000"/>
@@ -3721,7 +3899,9 @@
               <w:rPr>
                 <w:rFonts w:ascii="Calibri" w:cs="Calibri" w:eastAsia="Calibri" w:hAnsi="Calibri"/>
                 <w:b w:val="0"/>
+                <w:bCs w:val="0"/>
                 <w:i w:val="1"/>
+                <w:iCs w:val="1"/>
                 <w:smallCaps w:val="0"/>
                 <w:strike w:val="0"/>
                 <w:color w:val="000000"/>
@@ -3774,7 +3954,9 @@
               <w:rPr>
                 <w:rFonts w:ascii="Calibri" w:cs="Calibri" w:eastAsia="Calibri" w:hAnsi="Calibri"/>
                 <w:b w:val="0"/>
+                <w:bCs w:val="0"/>
                 <w:i w:val="1"/>
+                <w:iCs w:val="1"/>
                 <w:smallCaps w:val="0"/>
                 <w:strike w:val="0"/>
                 <w:color w:val="0000ff"/>
@@ -3789,7 +3971,9 @@
               <w:rPr>
                 <w:rFonts w:ascii="Calibri" w:cs="Calibri" w:eastAsia="Calibri" w:hAnsi="Calibri"/>
                 <w:b w:val="0"/>
+                <w:bCs w:val="0"/>
                 <w:i w:val="1"/>
+                <w:iCs w:val="1"/>
                 <w:smallCaps w:val="0"/>
                 <w:strike w:val="0"/>
                 <w:color w:val="000000"/>
@@ -3806,7 +3990,9 @@
               <w:rPr>
                 <w:rFonts w:ascii="Calibri" w:cs="Calibri" w:eastAsia="Calibri" w:hAnsi="Calibri"/>
                 <w:b w:val="0"/>
+                <w:bCs w:val="0"/>
                 <w:i w:val="1"/>
+                <w:iCs w:val="1"/>
                 <w:smallCaps w:val="0"/>
                 <w:strike w:val="0"/>
                 <w:color w:val="0000ff"/>
@@ -3854,7 +4040,9 @@
               <w:rPr>
                 <w:rFonts w:ascii="Calibri" w:cs="Calibri" w:eastAsia="Calibri" w:hAnsi="Calibri"/>
                 <w:b w:val="0"/>
+                <w:bCs w:val="0"/>
                 <w:i w:val="1"/>
+                <w:iCs w:val="1"/>
                 <w:smallCaps w:val="0"/>
                 <w:strike w:val="0"/>
                 <w:color w:val="000000"/>
@@ -3869,7 +4057,9 @@
               <w:rPr>
                 <w:rFonts w:ascii="Calibri" w:cs="Calibri" w:eastAsia="Calibri" w:hAnsi="Calibri"/>
                 <w:b w:val="0"/>
+                <w:bCs w:val="0"/>
                 <w:i w:val="1"/>
+                <w:iCs w:val="1"/>
                 <w:smallCaps w:val="0"/>
                 <w:strike w:val="0"/>
                 <w:color w:val="000000"/>
@@ -3921,7 +4111,9 @@
               <w:rPr>
                 <w:rFonts w:ascii="Calibri" w:cs="Calibri" w:eastAsia="Calibri" w:hAnsi="Calibri"/>
                 <w:b w:val="0"/>
+                <w:bCs w:val="0"/>
                 <w:i w:val="1"/>
+                <w:iCs w:val="1"/>
                 <w:smallCaps w:val="0"/>
                 <w:strike w:val="0"/>
                 <w:color w:val="000000"/>
@@ -3936,7 +4128,9 @@
               <w:rPr>
                 <w:rFonts w:ascii="Calibri" w:cs="Calibri" w:eastAsia="Calibri" w:hAnsi="Calibri"/>
                 <w:b w:val="0"/>
+                <w:bCs w:val="0"/>
                 <w:i w:val="1"/>
+                <w:iCs w:val="1"/>
                 <w:smallCaps w:val="0"/>
                 <w:strike w:val="0"/>
                 <w:color w:val="000000"/>
@@ -3983,7 +4177,9 @@
               <w:rPr>
                 <w:rFonts w:ascii="Calibri" w:cs="Calibri" w:eastAsia="Calibri" w:hAnsi="Calibri"/>
                 <w:b w:val="0"/>
+                <w:bCs w:val="0"/>
                 <w:i w:val="1"/>
+                <w:iCs w:val="1"/>
                 <w:smallCaps w:val="0"/>
                 <w:strike w:val="0"/>
                 <w:color w:val="0000ff"/>
@@ -3998,7 +4194,9 @@
               <w:rPr>
                 <w:rFonts w:ascii="Calibri" w:cs="Calibri" w:eastAsia="Calibri" w:hAnsi="Calibri"/>
                 <w:b w:val="0"/>
+                <w:bCs w:val="0"/>
                 <w:i w:val="1"/>
+                <w:iCs w:val="1"/>
                 <w:smallCaps w:val="0"/>
                 <w:strike w:val="0"/>
                 <w:color w:val="000000"/>
@@ -4015,7 +4213,9 @@
               <w:rPr>
                 <w:rFonts w:ascii="Calibri" w:cs="Calibri" w:eastAsia="Calibri" w:hAnsi="Calibri"/>
                 <w:b w:val="0"/>
+                <w:bCs w:val="0"/>
                 <w:i w:val="1"/>
+                <w:iCs w:val="1"/>
                 <w:smallCaps w:val="0"/>
                 <w:strike w:val="0"/>
                 <w:color w:val="0000ff"/>
@@ -4067,7 +4267,9 @@
               <w:rPr>
                 <w:rFonts w:ascii="Calibri" w:cs="Calibri" w:eastAsia="Calibri" w:hAnsi="Calibri"/>
                 <w:b w:val="0"/>
+                <w:bCs w:val="0"/>
                 <w:i w:val="1"/>
+                <w:iCs w:val="1"/>
                 <w:smallCaps w:val="0"/>
                 <w:strike w:val="0"/>
                 <w:color w:val="000000"/>
@@ -4082,7 +4284,9 @@
               <w:rPr>
                 <w:rFonts w:ascii="Calibri" w:cs="Calibri" w:eastAsia="Calibri" w:hAnsi="Calibri"/>
                 <w:b w:val="0"/>
+                <w:bCs w:val="0"/>
                 <w:i w:val="1"/>
+                <w:iCs w:val="1"/>
                 <w:smallCaps w:val="0"/>
                 <w:strike w:val="0"/>
                 <w:color w:val="000000"/>
@@ -4129,7 +4333,9 @@
               <w:rPr>
                 <w:rFonts w:ascii="Calibri" w:cs="Calibri" w:eastAsia="Calibri" w:hAnsi="Calibri"/>
                 <w:b w:val="0"/>
+                <w:bCs w:val="0"/>
                 <w:i w:val="1"/>
+                <w:iCs w:val="1"/>
                 <w:smallCaps w:val="0"/>
                 <w:strike w:val="0"/>
                 <w:color w:val="000000"/>
@@ -4144,7 +4350,9 @@
               <w:rPr>
                 <w:rFonts w:ascii="Calibri" w:cs="Calibri" w:eastAsia="Calibri" w:hAnsi="Calibri"/>
                 <w:b w:val="0"/>
+                <w:bCs w:val="0"/>
                 <w:i w:val="1"/>
+                <w:iCs w:val="1"/>
                 <w:smallCaps w:val="0"/>
                 <w:strike w:val="0"/>
                 <w:color w:val="000000"/>
@@ -4198,7 +4406,9 @@
               <w:rPr>
                 <w:rFonts w:ascii="Calibri" w:cs="Calibri" w:eastAsia="Calibri" w:hAnsi="Calibri"/>
                 <w:b w:val="0"/>
+                <w:bCs w:val="0"/>
                 <w:i w:val="1"/>
+                <w:iCs w:val="1"/>
                 <w:smallCaps w:val="0"/>
                 <w:strike w:val="0"/>
                 <w:color w:val="000000"/>
@@ -4213,7 +4423,9 @@
               <w:rPr>
                 <w:rFonts w:ascii="Calibri" w:cs="Calibri" w:eastAsia="Calibri" w:hAnsi="Calibri"/>
                 <w:b w:val="0"/>
+                <w:bCs w:val="0"/>
                 <w:i w:val="1"/>
+                <w:iCs w:val="1"/>
                 <w:smallCaps w:val="0"/>
                 <w:strike w:val="0"/>
                 <w:color w:val="000000"/>
@@ -4260,7 +4472,9 @@
               <w:rPr>
                 <w:rFonts w:ascii="Calibri" w:cs="Calibri" w:eastAsia="Calibri" w:hAnsi="Calibri"/>
                 <w:b w:val="0"/>
+                <w:bCs w:val="0"/>
                 <w:i w:val="1"/>
+                <w:iCs w:val="1"/>
                 <w:smallCaps w:val="0"/>
                 <w:strike w:val="0"/>
                 <w:color w:val="000000"/>
@@ -4275,7 +4489,9 @@
               <w:rPr>
                 <w:rFonts w:ascii="Calibri" w:cs="Calibri" w:eastAsia="Calibri" w:hAnsi="Calibri"/>
                 <w:b w:val="0"/>
+                <w:bCs w:val="0"/>
                 <w:i w:val="1"/>
+                <w:iCs w:val="1"/>
                 <w:smallCaps w:val="0"/>
                 <w:strike w:val="0"/>
                 <w:color w:val="000000"/>
@@ -4327,7 +4543,9 @@
               <w:rPr>
                 <w:rFonts w:ascii="Calibri" w:cs="Calibri" w:eastAsia="Calibri" w:hAnsi="Calibri"/>
                 <w:b w:val="0"/>
+                <w:bCs w:val="0"/>
                 <w:i w:val="1"/>
+                <w:iCs w:val="1"/>
                 <w:smallCaps w:val="0"/>
                 <w:strike w:val="0"/>
                 <w:color w:val="000000"/>
@@ -4342,7 +4560,9 @@
               <w:rPr>
                 <w:rFonts w:ascii="Calibri" w:cs="Calibri" w:eastAsia="Calibri" w:hAnsi="Calibri"/>
                 <w:b w:val="0"/>
+                <w:bCs w:val="0"/>
                 <w:i w:val="1"/>
+                <w:iCs w:val="1"/>
                 <w:smallCaps w:val="0"/>
                 <w:strike w:val="0"/>
                 <w:color w:val="000000"/>
@@ -4388,7 +4608,9 @@
               <w:rPr>
                 <w:rFonts w:ascii="Calibri" w:cs="Calibri" w:eastAsia="Calibri" w:hAnsi="Calibri"/>
                 <w:b w:val="0"/>
+                <w:bCs w:val="0"/>
                 <w:i w:val="1"/>
+                <w:iCs w:val="1"/>
                 <w:smallCaps w:val="0"/>
                 <w:strike w:val="0"/>
                 <w:color w:val="000000"/>
@@ -4403,7 +4625,9 @@
               <w:rPr>
                 <w:rFonts w:ascii="Calibri" w:cs="Calibri" w:eastAsia="Calibri" w:hAnsi="Calibri"/>
                 <w:b w:val="0"/>
+                <w:bCs w:val="0"/>
                 <w:i w:val="1"/>
+                <w:iCs w:val="1"/>
                 <w:smallCaps w:val="0"/>
                 <w:strike w:val="0"/>
                 <w:color w:val="000000"/>
@@ -4450,7 +4674,9 @@
               <w:rPr>
                 <w:rFonts w:ascii="Calibri" w:cs="Calibri" w:eastAsia="Calibri" w:hAnsi="Calibri"/>
                 <w:b w:val="0"/>
+                <w:bCs w:val="0"/>
                 <w:i w:val="1"/>
+                <w:iCs w:val="1"/>
                 <w:smallCaps w:val="0"/>
                 <w:strike w:val="0"/>
                 <w:color w:val="000000"/>
@@ -4465,7 +4691,9 @@
               <w:rPr>
                 <w:rFonts w:ascii="Calibri" w:cs="Calibri" w:eastAsia="Calibri" w:hAnsi="Calibri"/>
                 <w:b w:val="0"/>
+                <w:bCs w:val="0"/>
                 <w:i w:val="1"/>
+                <w:iCs w:val="1"/>
                 <w:smallCaps w:val="0"/>
                 <w:strike w:val="0"/>
                 <w:color w:val="000000"/>
@@ -4519,7 +4747,9 @@
               <w:rPr>
                 <w:rFonts w:ascii="Calibri" w:cs="Calibri" w:eastAsia="Calibri" w:hAnsi="Calibri"/>
                 <w:b w:val="0"/>
+                <w:bCs w:val="0"/>
                 <w:i w:val="1"/>
+                <w:iCs w:val="1"/>
                 <w:smallCaps w:val="0"/>
                 <w:strike w:val="0"/>
                 <w:color w:val="000000"/>
@@ -4534,7 +4764,9 @@
               <w:rPr>
                 <w:rFonts w:ascii="Calibri" w:cs="Calibri" w:eastAsia="Calibri" w:hAnsi="Calibri"/>
                 <w:b w:val="0"/>
+                <w:bCs w:val="0"/>
                 <w:i w:val="1"/>
+                <w:iCs w:val="1"/>
                 <w:smallCaps w:val="0"/>
                 <w:strike w:val="0"/>
                 <w:color w:val="000000"/>
@@ -4586,7 +4818,9 @@
               <w:rPr>
                 <w:rFonts w:ascii="Calibri" w:cs="Calibri" w:eastAsia="Calibri" w:hAnsi="Calibri"/>
                 <w:b w:val="0"/>
+                <w:bCs w:val="0"/>
                 <w:i w:val="1"/>
+                <w:iCs w:val="1"/>
                 <w:smallCaps w:val="0"/>
                 <w:strike w:val="0"/>
                 <w:color w:val="000000"/>
@@ -4636,7 +4870,9 @@
               <w:rPr>
                 <w:rFonts w:ascii="Calibri" w:cs="Calibri" w:eastAsia="Calibri" w:hAnsi="Calibri"/>
                 <w:b w:val="0"/>
+                <w:bCs w:val="0"/>
                 <w:i w:val="1"/>
+                <w:iCs w:val="1"/>
                 <w:smallCaps w:val="0"/>
                 <w:strike w:val="0"/>
                 <w:color w:val="000000"/>
@@ -4691,7 +4927,9 @@
               <w:rPr>
                 <w:rFonts w:ascii="Calibri" w:cs="Calibri" w:eastAsia="Calibri" w:hAnsi="Calibri"/>
                 <w:b w:val="0"/>
+                <w:bCs w:val="0"/>
                 <w:i w:val="1"/>
+                <w:iCs w:val="1"/>
                 <w:smallCaps w:val="0"/>
                 <w:strike w:val="0"/>
                 <w:color w:val="000000"/>
@@ -4741,7 +4979,9 @@
               <w:rPr>
                 <w:rFonts w:ascii="Calibri" w:cs="Calibri" w:eastAsia="Calibri" w:hAnsi="Calibri"/>
                 <w:b w:val="0"/>
+                <w:bCs w:val="0"/>
                 <w:i w:val="1"/>
+                <w:iCs w:val="1"/>
                 <w:smallCaps w:val="0"/>
                 <w:strike w:val="0"/>
                 <w:color w:val="000000"/>
@@ -4798,7 +5038,9 @@
               <w:rPr>
                 <w:rFonts w:ascii="Calibri" w:cs="Calibri" w:eastAsia="Calibri" w:hAnsi="Calibri"/>
                 <w:b w:val="0"/>
+                <w:bCs w:val="0"/>
                 <w:i w:val="1"/>
+                <w:iCs w:val="1"/>
                 <w:smallCaps w:val="0"/>
                 <w:strike w:val="0"/>
                 <w:color w:val="000000"/>
@@ -4813,7 +5055,9 @@
               <w:rPr>
                 <w:rFonts w:ascii="Calibri" w:cs="Calibri" w:eastAsia="Calibri" w:hAnsi="Calibri"/>
                 <w:b w:val="0"/>
+                <w:bCs w:val="0"/>
                 <w:i w:val="1"/>
+                <w:iCs w:val="1"/>
                 <w:smallCaps w:val="0"/>
                 <w:strike w:val="0"/>
                 <w:color w:val="000000"/>
@@ -4865,7 +5109,9 @@
               <w:rPr>
                 <w:rFonts w:ascii="Calibri" w:cs="Calibri" w:eastAsia="Calibri" w:hAnsi="Calibri"/>
                 <w:b w:val="0"/>
+                <w:bCs w:val="0"/>
                 <w:i w:val="1"/>
+                <w:iCs w:val="1"/>
                 <w:smallCaps w:val="0"/>
                 <w:strike w:val="0"/>
                 <w:color w:val="000000"/>
@@ -4880,7 +5126,9 @@
               <w:rPr>
                 <w:rFonts w:ascii="Calibri" w:cs="Calibri" w:eastAsia="Calibri" w:hAnsi="Calibri"/>
                 <w:b w:val="0"/>
+                <w:bCs w:val="0"/>
                 <w:i w:val="1"/>
+                <w:iCs w:val="1"/>
                 <w:smallCaps w:val="0"/>
                 <w:strike w:val="0"/>
                 <w:color w:val="000000"/>
@@ -4926,7 +5174,9 @@
               <w:rPr>
                 <w:rFonts w:ascii="Calibri" w:cs="Calibri" w:eastAsia="Calibri" w:hAnsi="Calibri"/>
                 <w:b w:val="0"/>
+                <w:bCs w:val="0"/>
                 <w:i w:val="1"/>
+                <w:iCs w:val="1"/>
                 <w:smallCaps w:val="0"/>
                 <w:strike w:val="0"/>
                 <w:color w:val="000000"/>
@@ -4941,7 +5191,9 @@
               <w:rPr>
                 <w:rFonts w:ascii="Calibri" w:cs="Calibri" w:eastAsia="Calibri" w:hAnsi="Calibri"/>
                 <w:b w:val="0"/>
+                <w:bCs w:val="0"/>
                 <w:i w:val="1"/>
+                <w:iCs w:val="1"/>
                 <w:smallCaps w:val="0"/>
                 <w:strike w:val="0"/>
                 <w:color w:val="000000"/>
@@ -4988,7 +5240,9 @@
               <w:rPr>
                 <w:rFonts w:ascii="Calibri" w:cs="Calibri" w:eastAsia="Calibri" w:hAnsi="Calibri"/>
                 <w:b w:val="0"/>
+                <w:bCs w:val="0"/>
                 <w:i w:val="1"/>
+                <w:iCs w:val="1"/>
                 <w:smallCaps w:val="0"/>
                 <w:strike w:val="0"/>
                 <w:color w:val="000000"/>
@@ -5003,7 +5257,9 @@
               <w:rPr>
                 <w:rFonts w:ascii="Calibri" w:cs="Calibri" w:eastAsia="Calibri" w:hAnsi="Calibri"/>
                 <w:b w:val="0"/>
+                <w:bCs w:val="0"/>
                 <w:i w:val="1"/>
+                <w:iCs w:val="1"/>
                 <w:smallCaps w:val="0"/>
                 <w:strike w:val="0"/>
                 <w:color w:val="000000"/>
@@ -5050,7 +5306,9 @@
               <w:rPr>
                 <w:rFonts w:ascii="Calibri" w:cs="Calibri" w:eastAsia="Calibri" w:hAnsi="Calibri"/>
                 <w:b w:val="0"/>
+                <w:bCs w:val="0"/>
                 <w:i w:val="1"/>
+                <w:iCs w:val="1"/>
                 <w:smallCaps w:val="0"/>
                 <w:strike w:val="0"/>
                 <w:color w:val="000000"/>
@@ -5065,7 +5323,9 @@
               <w:rPr>
                 <w:rFonts w:ascii="Calibri" w:cs="Calibri" w:eastAsia="Calibri" w:hAnsi="Calibri"/>
                 <w:b w:val="0"/>
+                <w:bCs w:val="0"/>
                 <w:i w:val="1"/>
+                <w:iCs w:val="1"/>
                 <w:smallCaps w:val="0"/>
                 <w:strike w:val="0"/>
                 <w:color w:val="000000"/>
@@ -5112,7 +5372,9 @@
               <w:rPr>
                 <w:rFonts w:ascii="Calibri" w:cs="Calibri" w:eastAsia="Calibri" w:hAnsi="Calibri"/>
                 <w:b w:val="0"/>
+                <w:bCs w:val="0"/>
                 <w:i w:val="1"/>
+                <w:iCs w:val="1"/>
                 <w:smallCaps w:val="0"/>
                 <w:strike w:val="0"/>
                 <w:color w:val="000000"/>
@@ -5127,7 +5389,9 @@
               <w:rPr>
                 <w:rFonts w:ascii="Calibri" w:cs="Calibri" w:eastAsia="Calibri" w:hAnsi="Calibri"/>
                 <w:b w:val="0"/>
+                <w:bCs w:val="0"/>
                 <w:i w:val="1"/>
+                <w:iCs w:val="1"/>
                 <w:smallCaps w:val="0"/>
                 <w:strike w:val="0"/>
                 <w:color w:val="000000"/>
@@ -5178,7 +5442,9 @@
               <w:rPr>
                 <w:rFonts w:ascii="Calibri" w:cs="Calibri" w:eastAsia="Calibri" w:hAnsi="Calibri"/>
                 <w:b w:val="0"/>
+                <w:bCs w:val="0"/>
                 <w:i w:val="1"/>
+                <w:iCs w:val="1"/>
                 <w:smallCaps w:val="0"/>
                 <w:strike w:val="0"/>
                 <w:color w:val="000000"/>
@@ -5226,7 +5492,9 @@
               <w:rPr>
                 <w:rFonts w:ascii="Calibri" w:cs="Calibri" w:eastAsia="Calibri" w:hAnsi="Calibri"/>
                 <w:b w:val="0"/>
+                <w:bCs w:val="0"/>
                 <w:i w:val="1"/>
+                <w:iCs w:val="1"/>
                 <w:smallCaps w:val="0"/>
                 <w:strike w:val="0"/>
                 <w:color w:val="000000"/>
@@ -5275,7 +5543,9 @@
               <w:rPr>
                 <w:rFonts w:ascii="Calibri" w:cs="Calibri" w:eastAsia="Calibri" w:hAnsi="Calibri"/>
                 <w:b w:val="0"/>
+                <w:bCs w:val="0"/>
                 <w:i w:val="1"/>
+                <w:iCs w:val="1"/>
                 <w:smallCaps w:val="0"/>
                 <w:strike w:val="0"/>
                 <w:color w:val="000000"/>
@@ -5324,7 +5594,9 @@
               <w:rPr>
                 <w:rFonts w:ascii="Calibri" w:cs="Calibri" w:eastAsia="Calibri" w:hAnsi="Calibri"/>
                 <w:b w:val="0"/>
+                <w:bCs w:val="0"/>
                 <w:i w:val="1"/>
+                <w:iCs w:val="1"/>
                 <w:smallCaps w:val="0"/>
                 <w:strike w:val="0"/>
                 <w:color w:val="000000"/>
@@ -5373,7 +5645,9 @@
               <w:rPr>
                 <w:rFonts w:ascii="Calibri" w:cs="Calibri" w:eastAsia="Calibri" w:hAnsi="Calibri"/>
                 <w:b w:val="0"/>
+                <w:bCs w:val="0"/>
                 <w:i w:val="1"/>
+                <w:iCs w:val="1"/>
                 <w:smallCaps w:val="0"/>
                 <w:strike w:val="0"/>
                 <w:color w:val="000000"/>
@@ -5427,7 +5701,9 @@
               <w:rPr>
                 <w:rFonts w:ascii="Calibri" w:cs="Calibri" w:eastAsia="Calibri" w:hAnsi="Calibri"/>
                 <w:b w:val="0"/>
+                <w:bCs w:val="0"/>
                 <w:i w:val="1"/>
+                <w:iCs w:val="1"/>
                 <w:smallCaps w:val="0"/>
                 <w:strike w:val="0"/>
                 <w:color w:val="000000"/>
@@ -5475,7 +5751,9 @@
               <w:rPr>
                 <w:rFonts w:ascii="Calibri" w:cs="Calibri" w:eastAsia="Calibri" w:hAnsi="Calibri"/>
                 <w:b w:val="0"/>
+                <w:bCs w:val="0"/>
                 <w:i w:val="1"/>
+                <w:iCs w:val="1"/>
                 <w:smallCaps w:val="0"/>
                 <w:strike w:val="0"/>
                 <w:color w:val="000000"/>
@@ -5524,7 +5802,9 @@
               <w:rPr>
                 <w:rFonts w:ascii="Calibri" w:cs="Calibri" w:eastAsia="Calibri" w:hAnsi="Calibri"/>
                 <w:b w:val="0"/>
+                <w:bCs w:val="0"/>
                 <w:i w:val="1"/>
+                <w:iCs w:val="1"/>
                 <w:smallCaps w:val="0"/>
                 <w:strike w:val="0"/>
                 <w:color w:val="000000"/>
@@ -5573,7 +5853,9 @@
               <w:rPr>
                 <w:rFonts w:ascii="Calibri" w:cs="Calibri" w:eastAsia="Calibri" w:hAnsi="Calibri"/>
                 <w:b w:val="0"/>
+                <w:bCs w:val="0"/>
                 <w:i w:val="1"/>
+                <w:iCs w:val="1"/>
                 <w:smallCaps w:val="0"/>
                 <w:strike w:val="0"/>
                 <w:color w:val="000000"/>
@@ -5622,7 +5904,9 @@
               <w:rPr>
                 <w:rFonts w:ascii="Calibri" w:cs="Calibri" w:eastAsia="Calibri" w:hAnsi="Calibri"/>
                 <w:b w:val="0"/>
+                <w:bCs w:val="0"/>
                 <w:i w:val="1"/>
+                <w:iCs w:val="1"/>
                 <w:smallCaps w:val="0"/>
                 <w:strike w:val="0"/>
                 <w:color w:val="000000"/>
@@ -5679,7 +5963,9 @@
               <w:rPr>
                 <w:rFonts w:ascii="Calibri" w:cs="Calibri" w:eastAsia="Calibri" w:hAnsi="Calibri"/>
                 <w:b w:val="0"/>
+                <w:bCs w:val="0"/>
                 <w:i w:val="1"/>
+                <w:iCs w:val="1"/>
                 <w:smallCaps w:val="0"/>
                 <w:strike w:val="0"/>
                 <w:color w:val="000000"/>
@@ -5694,7 +5980,9 @@
               <w:rPr>
                 <w:rFonts w:ascii="Calibri" w:cs="Calibri" w:eastAsia="Calibri" w:hAnsi="Calibri"/>
                 <w:b w:val="0"/>
+                <w:bCs w:val="0"/>
                 <w:i w:val="1"/>
+                <w:iCs w:val="1"/>
                 <w:smallCaps w:val="0"/>
                 <w:strike w:val="0"/>
                 <w:color w:val="000000"/>
@@ -5747,7 +6035,9 @@
               <w:rPr>
                 <w:rFonts w:ascii="Calibri" w:cs="Calibri" w:eastAsia="Calibri" w:hAnsi="Calibri"/>
                 <w:b w:val="0"/>
+                <w:bCs w:val="0"/>
                 <w:i w:val="1"/>
+                <w:iCs w:val="1"/>
                 <w:smallCaps w:val="0"/>
                 <w:strike w:val="0"/>
                 <w:color w:val="0000ff"/>
@@ -5762,7 +6052,9 @@
               <w:rPr>
                 <w:rFonts w:ascii="Calibri" w:cs="Calibri" w:eastAsia="Calibri" w:hAnsi="Calibri"/>
                 <w:b w:val="0"/>
+                <w:bCs w:val="0"/>
                 <w:i w:val="1"/>
+                <w:iCs w:val="1"/>
                 <w:smallCaps w:val="0"/>
                 <w:strike w:val="0"/>
                 <w:color w:val="000000"/>
@@ -5779,7 +6071,9 @@
               <w:rPr>
                 <w:rFonts w:ascii="Calibri" w:cs="Calibri" w:eastAsia="Calibri" w:hAnsi="Calibri"/>
                 <w:b w:val="0"/>
+                <w:bCs w:val="0"/>
                 <w:i w:val="1"/>
+                <w:iCs w:val="1"/>
                 <w:smallCaps w:val="0"/>
                 <w:strike w:val="0"/>
                 <w:color w:val="0000ff"/>
@@ -5832,7 +6126,9 @@
               <w:rPr>
                 <w:rFonts w:ascii="Calibri" w:cs="Calibri" w:eastAsia="Calibri" w:hAnsi="Calibri"/>
                 <w:b w:val="0"/>
+                <w:bCs w:val="0"/>
                 <w:i w:val="1"/>
+                <w:iCs w:val="1"/>
                 <w:smallCaps w:val="0"/>
                 <w:strike w:val="0"/>
                 <w:color w:val="000000"/>
@@ -5847,7 +6143,9 @@
               <w:rPr>
                 <w:rFonts w:ascii="Calibri" w:cs="Calibri" w:eastAsia="Calibri" w:hAnsi="Calibri"/>
                 <w:b w:val="0"/>
+                <w:bCs w:val="0"/>
                 <w:i w:val="1"/>
+                <w:iCs w:val="1"/>
                 <w:smallCaps w:val="0"/>
                 <w:strike w:val="0"/>
                 <w:color w:val="000000"/>
@@ -5884,7 +6182,9 @@
         <w:rPr>
           <w:rFonts w:ascii="Arial" w:cs="Arial" w:eastAsia="Arial" w:hAnsi="Arial"/>
           <w:b w:val="0"/>
+          <w:bCs w:val="0"/>
           <w:i w:val="1"/>
+          <w:iCs w:val="1"/>
           <w:smallCaps w:val="0"/>
           <w:strike w:val="0"/>
           <w:color w:val="0000ff"/>
@@ -5924,7 +6224,9 @@
         <w:rPr>
           <w:rFonts w:ascii="Cambria" w:cs="Cambria" w:eastAsia="Cambria" w:hAnsi="Cambria"/>
           <w:b w:val="1"/>
+          <w:bCs w:val="1"/>
           <w:i w:val="0"/>
+          <w:iCs w:val="0"/>
           <w:smallCaps w:val="0"/>
           <w:strike w:val="0"/>
           <w:color w:val="366091"/>
@@ -6460,7 +6762,9 @@
       <w:rPr>
         <w:rFonts w:ascii="Cambria" w:cs="Cambria" w:eastAsia="Cambria" w:hAnsi="Cambria"/>
         <w:b w:val="0"/>
+        <w:bCs w:val="0"/>
         <w:i w:val="0"/>
+        <w:iCs w:val="0"/>
         <w:smallCaps w:val="0"/>
         <w:strike w:val="0"/>
         <w:color w:val="000000"/>
@@ -6475,7 +6779,9 @@
       <w:rPr>
         <w:rFonts w:ascii="Cambria" w:cs="Cambria" w:eastAsia="Cambria" w:hAnsi="Cambria"/>
         <w:b w:val="0"/>
+        <w:bCs w:val="0"/>
         <w:i w:val="0"/>
+        <w:iCs w:val="0"/>
         <w:smallCaps w:val="0"/>
         <w:strike w:val="0"/>
         <w:color w:val="000000"/>
@@ -6514,7 +6820,9 @@
       <w:rPr>
         <w:rFonts w:ascii="Cambria" w:cs="Cambria" w:eastAsia="Cambria" w:hAnsi="Cambria"/>
         <w:b w:val="0"/>
+        <w:bCs w:val="0"/>
         <w:i w:val="0"/>
+        <w:iCs w:val="0"/>
         <w:smallCaps w:val="0"/>
         <w:strike w:val="0"/>
         <w:color w:val="000000"/>
@@ -6529,7 +6837,9 @@
       <w:rPr>
         <w:rFonts w:ascii="Cambria" w:cs="Cambria" w:eastAsia="Cambria" w:hAnsi="Cambria"/>
         <w:b w:val="0"/>
+        <w:bCs w:val="0"/>
         <w:i w:val="0"/>
+        <w:iCs w:val="0"/>
         <w:smallCaps w:val="0"/>
         <w:strike w:val="0"/>
         <w:color w:val="000000"/>
@@ -6584,7 +6894,9 @@
       <w:rPr>
         <w:rFonts w:ascii="Cambria" w:cs="Cambria" w:eastAsia="Cambria" w:hAnsi="Cambria"/>
         <w:b w:val="0"/>
+        <w:bCs w:val="0"/>
         <w:i w:val="0"/>
+        <w:iCs w:val="0"/>
         <w:smallCaps w:val="0"/>
         <w:strike w:val="0"/>
         <w:color w:val="000000"/>
@@ -6639,7 +6951,9 @@
       <w:rPr>
         <w:rFonts w:ascii="Cambria" w:cs="Cambria" w:eastAsia="Cambria" w:hAnsi="Cambria"/>
         <w:b w:val="0"/>
+        <w:bCs w:val="0"/>
         <w:i w:val="0"/>
+        <w:iCs w:val="0"/>
         <w:smallCaps w:val="0"/>
         <w:strike w:val="0"/>
         <w:color w:val="000000"/>
@@ -6759,7 +7073,9 @@
       <w:rPr>
         <w:rFonts w:ascii="Cambria" w:cs="Cambria" w:eastAsia="Cambria" w:hAnsi="Cambria"/>
         <w:b w:val="0"/>
+        <w:bCs w:val="0"/>
         <w:i w:val="0"/>
+        <w:iCs w:val="0"/>
         <w:smallCaps w:val="0"/>
         <w:strike w:val="0"/>
         <w:color w:val="000000"/>
@@ -6879,7 +7195,9 @@
       <w:rPr>
         <w:rFonts w:ascii="Cambria" w:cs="Cambria" w:eastAsia="Cambria" w:hAnsi="Cambria"/>
         <w:b w:val="0"/>
+        <w:bCs w:val="0"/>
         <w:i w:val="0"/>
+        <w:iCs w:val="0"/>
         <w:smallCaps w:val="0"/>
         <w:strike w:val="0"/>
         <w:color w:val="000000"/>
@@ -7083,7 +7401,9 @@
       <w:rPr>
         <w:rFonts w:ascii="Cambria" w:cs="Cambria" w:eastAsia="Cambria" w:hAnsi="Cambria"/>
         <w:b w:val="0"/>
+        <w:bCs w:val="0"/>
         <w:i w:val="0"/>
+        <w:iCs w:val="0"/>
         <w:smallCaps w:val="0"/>
         <w:strike w:val="0"/>
         <w:color w:val="000000"/>
@@ -7263,6 +7583,7 @@
     <w:rPr>
       <w:rFonts w:ascii="Cambria" w:cs="Cambria" w:eastAsia="Cambria" w:hAnsi="Cambria"/>
       <w:b w:val="1"/>
+      <w:bCs w:val="1"/>
       <w:color w:val="366091"/>
       <w:sz w:val="28"/>
       <w:szCs w:val="28"/>
@@ -7279,6 +7600,7 @@
     <w:rPr>
       <w:rFonts w:ascii="Cambria" w:cs="Cambria" w:eastAsia="Cambria" w:hAnsi="Cambria"/>
       <w:b w:val="1"/>
+      <w:bCs w:val="1"/>
       <w:color w:val="4f81bd"/>
       <w:sz w:val="26"/>
       <w:szCs w:val="26"/>
@@ -7295,6 +7617,7 @@
     <w:rPr>
       <w:rFonts w:ascii="Cambria" w:cs="Cambria" w:eastAsia="Cambria" w:hAnsi="Cambria"/>
       <w:b w:val="1"/>
+      <w:bCs w:val="1"/>
       <w:color w:val="4f81bd"/>
     </w:rPr>
   </w:style>
@@ -7309,7 +7632,9 @@
     <w:rPr>
       <w:rFonts w:ascii="Cambria" w:cs="Cambria" w:eastAsia="Cambria" w:hAnsi="Cambria"/>
       <w:b w:val="1"/>
+      <w:bCs w:val="1"/>
       <w:i w:val="1"/>
+      <w:iCs w:val="1"/>
       <w:color w:val="4f81bd"/>
     </w:rPr>
   </w:style>
@@ -7338,6 +7663,7 @@
     <w:rPr>
       <w:rFonts w:ascii="Times New Roman" w:cs="Times New Roman" w:eastAsia="Times New Roman" w:hAnsi="Times New Roman"/>
       <w:i w:val="1"/>
+      <w:iCs w:val="1"/>
     </w:rPr>
   </w:style>
   <w:style w:type="paragraph" w:styleId="Title">
@@ -7370,6 +7696,7 @@
     <w:rPr>
       <w:rFonts w:ascii="Georgia" w:cs="Georgia" w:eastAsia="Georgia" w:hAnsi="Georgia"/>
       <w:i w:val="1"/>
+      <w:iCs w:val="1"/>
       <w:color w:val="666666"/>
       <w:sz w:val="48"/>
       <w:szCs w:val="48"/>

--- a/Etapa Elaboración - Iteración 2/Plantillas/Plantilla Caso de Prueba.docx
+++ b/Etapa Elaboración - Iteración 2/Plantillas/Plantilla Caso de Prueba.docx
@@ -1810,7 +1810,7 @@
     </w:p>
     <w:sdt>
       <w:sdtPr>
-        <w:id w:val="-1620967932"/>
+        <w:id w:val="1445338965"/>
         <w:docPartObj>
           <w:docPartGallery w:val="Table of Contents"/>
           <w:docPartUnique w:val="1"/>

--- a/Etapa Elaboración - Iteración 2/Plantillas/Plantilla Caso de Prueba.docx
+++ b/Etapa Elaboración - Iteración 2/Plantillas/Plantilla Caso de Prueba.docx
@@ -1810,7 +1810,7 @@
     </w:p>
     <w:sdt>
       <w:sdtPr>
-        <w:id w:val="1445338965"/>
+        <w:id w:val="-1640485727"/>
         <w:docPartObj>
           <w:docPartGallery w:val="Table of Contents"/>
           <w:docPartUnique w:val="1"/>

--- a/Etapa Elaboración - Iteración 2/Plantillas/Plantilla Caso de Prueba.docx
+++ b/Etapa Elaboración - Iteración 2/Plantillas/Plantilla Caso de Prueba.docx
@@ -1810,7 +1810,7 @@
     </w:p>
     <w:sdt>
       <w:sdtPr>
-        <w:id w:val="-1640485727"/>
+        <w:id w:val="-1160317459"/>
         <w:docPartObj>
           <w:docPartGallery w:val="Table of Contents"/>
           <w:docPartUnique w:val="1"/>

--- a/Etapa Elaboración - Iteración 2/Plantillas/Plantilla Caso de Prueba.docx
+++ b/Etapa Elaboración - Iteración 2/Plantillas/Plantilla Caso de Prueba.docx
@@ -1810,7 +1810,7 @@
     </w:p>
     <w:sdt>
       <w:sdtPr>
-        <w:id w:val="-1160317459"/>
+        <w:id w:val="1222126775"/>
         <w:docPartObj>
           <w:docPartGallery w:val="Table of Contents"/>
           <w:docPartUnique w:val="1"/>
